--- a/LAB1/BÁO CÁO TÓM TẮT KIỂM THỬ.docx
+++ b/LAB1/BÁO CÁO TÓM TẮT KIỂM THỬ.docx
@@ -4,11 +4,8 @@
   <w:body>
     <w:p>
       <w:pPr>
-        <w:jc w:val="center"/>
-        <w:rPr>
-          <w:rFonts w:ascii="Times New Roman" w:hAnsi="Times New Roman" w:cs="Times New Roman"/>
-          <w:b/>
-          <w:bCs/>
+        <w:rPr>
+          <w:rFonts w:ascii="Times New Roman" w:hAnsi="Times New Roman" w:cs="Times New Roman"/>
           <w:sz w:val="26"/>
           <w:szCs w:val="26"/>
         </w:rPr>
@@ -16,8 +13,6 @@
       <w:r>
         <w:rPr>
           <w:rFonts w:ascii="Times New Roman" w:hAnsi="Times New Roman" w:cs="Times New Roman"/>
-          <w:b/>
-          <w:bCs/>
           <w:sz w:val="26"/>
           <w:szCs w:val="26"/>
         </w:rPr>
@@ -28,8 +23,6 @@
       <w:pPr>
         <w:rPr>
           <w:rFonts w:ascii="Times New Roman" w:hAnsi="Times New Roman" w:cs="Times New Roman"/>
-          <w:b/>
-          <w:bCs/>
           <w:sz w:val="26"/>
           <w:szCs w:val="26"/>
         </w:rPr>
@@ -37,12 +30,10 @@
       <w:r>
         <w:rPr>
           <w:rFonts w:ascii="Times New Roman" w:hAnsi="Times New Roman" w:cs="Times New Roman"/>
-          <w:b/>
-          <w:bCs/>
-          <w:sz w:val="26"/>
-          <w:szCs w:val="26"/>
-        </w:rPr>
-        <w:t>Giới thiệu</w:t>
+          <w:sz w:val="26"/>
+          <w:szCs w:val="26"/>
+        </w:rPr>
+        <w:t>1. Giới thiệu</w:t>
       </w:r>
     </w:p>
     <w:p>
@@ -60,33 +51,22 @@
           <w:sz w:val="26"/>
           <w:szCs w:val="26"/>
         </w:rPr>
-        <w:t xml:space="preserve">Báo cáo tóm tắt kiểm thử này nhằm tổng kết quá trình kiểm thử phần mềm </w:t>
+        <w:t>Báo cáo tóm tắt kiểm thử này nhằm tổng kết quá trình kiểm thử hiệu suất (Performance Testing) đối với hệ thống thi trắc nghiệm trực tuyến.</w:t>
       </w:r>
       <w:r>
         <w:rPr>
           <w:rFonts w:ascii="Times New Roman" w:hAnsi="Times New Roman" w:cs="Times New Roman"/>
-          <w:b/>
-          <w:bCs/>
-          <w:sz w:val="26"/>
-          <w:szCs w:val="26"/>
-        </w:rPr>
-        <w:t>Microsoft Excel (Desktop trên Windows)</w:t>
-      </w:r>
-      <w:r>
-        <w:rPr>
-          <w:rFonts w:ascii="Times New Roman" w:hAnsi="Times New Roman" w:cs="Times New Roman"/>
-          <w:sz w:val="26"/>
-          <w:szCs w:val="26"/>
-        </w:rPr>
-        <w:t>. Mục tiêu của hoạt động kiểm thử là xác minh rằng các chức năng cơ bản như tạo file mới, mở file, lưu file, chỉnh sửa dữ liệu, sao chép – dán, tìm kiếm, đóng file và thoát ứng dụng hoạt động đúng theo yêu cầu đã đề ra trong kế hoạch kiểm thử.</w:t>
+          <w:sz w:val="26"/>
+          <w:szCs w:val="26"/>
+        </w:rPr>
+        <w:br/>
+        <w:t>Mục tiêu của hoạt động kiểm thử là đánh giá thời gian phản hồi, độ ổn định và khả năng chịu tải của hệ thống khi nhiều người dùng truy cập đồng thời, thông qua các endpoint quan trọng như Login, Start Attempt và Submit Attempt.</w:t>
       </w:r>
     </w:p>
     <w:p>
       <w:pPr>
         <w:rPr>
           <w:rFonts w:ascii="Times New Roman" w:hAnsi="Times New Roman" w:cs="Times New Roman"/>
-          <w:b/>
-          <w:bCs/>
           <w:sz w:val="26"/>
           <w:szCs w:val="26"/>
         </w:rPr>
@@ -94,21 +74,22 @@
       <w:r>
         <w:rPr>
           <w:rFonts w:ascii="Times New Roman" w:hAnsi="Times New Roman" w:cs="Times New Roman"/>
-          <w:b/>
-          <w:bCs/>
-          <w:sz w:val="26"/>
-          <w:szCs w:val="26"/>
-        </w:rPr>
-        <w:t>Mục kiểm thử</w:t>
+          <w:sz w:val="26"/>
+          <w:szCs w:val="26"/>
+        </w:rPr>
+        <w:t>2. Mục kiểm thử</w:t>
       </w:r>
     </w:p>
     <w:p>
       <w:pPr>
-        <w:rPr>
-          <w:rFonts w:ascii="Times New Roman" w:hAnsi="Times New Roman" w:cs="Times New Roman"/>
-          <w:sz w:val="26"/>
-          <w:szCs w:val="26"/>
-          <w:lang w:val="en-US"/>
+        <w:numPr>
+          <w:ilvl w:val="0"/>
+          <w:numId w:val="12"/>
+        </w:numPr>
+        <w:rPr>
+          <w:rFonts w:ascii="Times New Roman" w:hAnsi="Times New Roman" w:cs="Times New Roman"/>
+          <w:sz w:val="26"/>
+          <w:szCs w:val="26"/>
         </w:rPr>
       </w:pPr>
       <w:r>
@@ -117,33 +98,17 @@
           <w:sz w:val="26"/>
           <w:szCs w:val="26"/>
         </w:rPr>
-        <w:t xml:space="preserve">Phần mềm </w:t>
-      </w:r>
-      <w:r>
-        <w:rPr>
-          <w:rFonts w:ascii="Times New Roman" w:hAnsi="Times New Roman" w:cs="Times New Roman"/>
-          <w:b/>
-          <w:bCs/>
-          <w:sz w:val="26"/>
-          <w:szCs w:val="26"/>
-        </w:rPr>
-        <w:t>Microsoft Excel – Desktop Application trên hệ điều hành Windows 10, 11</w:t>
-      </w:r>
-      <w:r>
-        <w:rPr>
-          <w:rFonts w:ascii="Times New Roman" w:hAnsi="Times New Roman" w:cs="Times New Roman"/>
-          <w:sz w:val="26"/>
-          <w:szCs w:val="26"/>
-        </w:rPr>
-        <w:t>.</w:t>
+        <w:t>Hệ thống thi trắc nghiệm trực tuyến</w:t>
       </w:r>
     </w:p>
     <w:p>
       <w:pPr>
-        <w:rPr>
-          <w:rFonts w:ascii="Times New Roman" w:hAnsi="Times New Roman" w:cs="Times New Roman"/>
-          <w:b/>
-          <w:bCs/>
+        <w:numPr>
+          <w:ilvl w:val="0"/>
+          <w:numId w:val="12"/>
+        </w:numPr>
+        <w:rPr>
+          <w:rFonts w:ascii="Times New Roman" w:hAnsi="Times New Roman" w:cs="Times New Roman"/>
           <w:sz w:val="26"/>
           <w:szCs w:val="26"/>
         </w:rPr>
@@ -151,19 +116,17 @@
       <w:r>
         <w:rPr>
           <w:rFonts w:ascii="Times New Roman" w:hAnsi="Times New Roman" w:cs="Times New Roman"/>
-          <w:b/>
-          <w:bCs/>
-          <w:sz w:val="26"/>
-          <w:szCs w:val="26"/>
-        </w:rPr>
-        <w:t>Tài liệu tham khảo</w:t>
+          <w:sz w:val="26"/>
+          <w:szCs w:val="26"/>
+        </w:rPr>
+        <w:t>Các endpoint chính:</w:t>
       </w:r>
     </w:p>
     <w:p>
       <w:pPr>
         <w:numPr>
-          <w:ilvl w:val="0"/>
-          <w:numId w:val="1"/>
+          <w:ilvl w:val="1"/>
+          <w:numId w:val="12"/>
         </w:numPr>
         <w:rPr>
           <w:rFonts w:ascii="Times New Roman" w:hAnsi="Times New Roman" w:cs="Times New Roman"/>
@@ -177,14 +140,14 @@
           <w:sz w:val="26"/>
           <w:szCs w:val="26"/>
         </w:rPr>
-        <w:t>Kế hoạch kiểm thử phần mềm Microsoft Excel</w:t>
+        <w:t>Login</w:t>
       </w:r>
     </w:p>
     <w:p>
       <w:pPr>
         <w:numPr>
-          <w:ilvl w:val="0"/>
-          <w:numId w:val="1"/>
+          <w:ilvl w:val="1"/>
+          <w:numId w:val="12"/>
         </w:numPr>
         <w:rPr>
           <w:rFonts w:ascii="Times New Roman" w:hAnsi="Times New Roman" w:cs="Times New Roman"/>
@@ -198,14 +161,14 @@
           <w:sz w:val="26"/>
           <w:szCs w:val="26"/>
         </w:rPr>
-        <w:t>Các trường hợp kiểm thử Microsoft Excel</w:t>
+        <w:t>Start Attempt (Vào thi)</w:t>
       </w:r>
     </w:p>
     <w:p>
       <w:pPr>
         <w:numPr>
-          <w:ilvl w:val="0"/>
-          <w:numId w:val="1"/>
+          <w:ilvl w:val="1"/>
+          <w:numId w:val="12"/>
         </w:numPr>
         <w:rPr>
           <w:rFonts w:ascii="Times New Roman" w:hAnsi="Times New Roman" w:cs="Times New Roman"/>
@@ -219,15 +182,17 @@
           <w:sz w:val="26"/>
           <w:szCs w:val="26"/>
         </w:rPr>
-        <w:t>Báo cáo lỗi Microsoft Excel</w:t>
+        <w:t>Submit Attempt (Nộp bài)</w:t>
       </w:r>
     </w:p>
     <w:p>
       <w:pPr>
-        <w:rPr>
-          <w:rFonts w:ascii="Times New Roman" w:hAnsi="Times New Roman" w:cs="Times New Roman"/>
-          <w:b/>
-          <w:bCs/>
+        <w:numPr>
+          <w:ilvl w:val="0"/>
+          <w:numId w:val="12"/>
+        </w:numPr>
+        <w:rPr>
+          <w:rFonts w:ascii="Times New Roman" w:hAnsi="Times New Roman" w:cs="Times New Roman"/>
           <w:sz w:val="26"/>
           <w:szCs w:val="26"/>
         </w:rPr>
@@ -235,20 +200,16 @@
       <w:r>
         <w:rPr>
           <w:rFonts w:ascii="Times New Roman" w:hAnsi="Times New Roman" w:cs="Times New Roman"/>
-          <w:b/>
-          <w:bCs/>
-          <w:sz w:val="26"/>
-          <w:szCs w:val="26"/>
-        </w:rPr>
-        <w:t>Tóm tắt kiểm thử</w:t>
+          <w:sz w:val="26"/>
+          <w:szCs w:val="26"/>
+        </w:rPr>
+        <w:t>Môi trường kiểm thử: Windows 10, Windows 11</w:t>
       </w:r>
     </w:p>
     <w:p>
       <w:pPr>
         <w:rPr>
           <w:rFonts w:ascii="Times New Roman" w:hAnsi="Times New Roman" w:cs="Times New Roman"/>
-          <w:b/>
-          <w:bCs/>
           <w:sz w:val="26"/>
           <w:szCs w:val="26"/>
         </w:rPr>
@@ -256,19 +217,17 @@
       <w:r>
         <w:rPr>
           <w:rFonts w:ascii="Times New Roman" w:hAnsi="Times New Roman" w:cs="Times New Roman"/>
-          <w:b/>
-          <w:bCs/>
-          <w:sz w:val="26"/>
-          <w:szCs w:val="26"/>
-        </w:rPr>
-        <w:t>a) Thông tin Trường hợp Kiểm Thử:</w:t>
+          <w:sz w:val="26"/>
+          <w:szCs w:val="26"/>
+        </w:rPr>
+        <w:t>3. Tài liệu tham khảo</w:t>
       </w:r>
     </w:p>
     <w:p>
       <w:pPr>
         <w:numPr>
           <w:ilvl w:val="0"/>
-          <w:numId w:val="2"/>
+          <w:numId w:val="13"/>
         </w:numPr>
         <w:rPr>
           <w:rFonts w:ascii="Times New Roman" w:hAnsi="Times New Roman" w:cs="Times New Roman"/>
@@ -279,36 +238,17 @@
       <w:r>
         <w:rPr>
           <w:rFonts w:ascii="Times New Roman" w:hAnsi="Times New Roman" w:cs="Times New Roman"/>
-          <w:b/>
-          <w:bCs/>
-          <w:sz w:val="26"/>
-          <w:szCs w:val="26"/>
-        </w:rPr>
-        <w:t>Số trường hợp kiểm thử dự kiến:</w:t>
-      </w:r>
-      <w:r>
-        <w:rPr>
-          <w:rFonts w:ascii="Times New Roman" w:hAnsi="Times New Roman" w:cs="Times New Roman"/>
-          <w:sz w:val="26"/>
-          <w:szCs w:val="26"/>
-        </w:rPr>
-        <w:t xml:space="preserve"> 1</w:t>
-      </w:r>
-      <w:r>
-        <w:rPr>
-          <w:rFonts w:ascii="Times New Roman" w:hAnsi="Times New Roman" w:cs="Times New Roman"/>
-          <w:sz w:val="26"/>
-          <w:szCs w:val="26"/>
-          <w:lang w:val="en-US"/>
-        </w:rPr>
-        <w:t>2</w:t>
+          <w:sz w:val="26"/>
+          <w:szCs w:val="26"/>
+        </w:rPr>
+        <w:t>Kế hoạch kiểm thử hiệu suất hệ thống thi trắc nghiệm</w:t>
       </w:r>
     </w:p>
     <w:p>
       <w:pPr>
         <w:numPr>
           <w:ilvl w:val="0"/>
-          <w:numId w:val="2"/>
+          <w:numId w:val="13"/>
         </w:numPr>
         <w:rPr>
           <w:rFonts w:ascii="Times New Roman" w:hAnsi="Times New Roman" w:cs="Times New Roman"/>
@@ -319,36 +259,17 @@
       <w:r>
         <w:rPr>
           <w:rFonts w:ascii="Times New Roman" w:hAnsi="Times New Roman" w:cs="Times New Roman"/>
-          <w:b/>
-          <w:bCs/>
-          <w:sz w:val="26"/>
-          <w:szCs w:val="26"/>
-        </w:rPr>
-        <w:t>Số trường hợp kiểm thử đã triển khai:</w:t>
-      </w:r>
-      <w:r>
-        <w:rPr>
-          <w:rFonts w:ascii="Times New Roman" w:hAnsi="Times New Roman" w:cs="Times New Roman"/>
-          <w:sz w:val="26"/>
-          <w:szCs w:val="26"/>
-        </w:rPr>
-        <w:t xml:space="preserve"> 1</w:t>
-      </w:r>
-      <w:r>
-        <w:rPr>
-          <w:rFonts w:ascii="Times New Roman" w:hAnsi="Times New Roman" w:cs="Times New Roman"/>
-          <w:sz w:val="26"/>
-          <w:szCs w:val="26"/>
-          <w:lang w:val="en-US"/>
-        </w:rPr>
-        <w:t>2</w:t>
+          <w:sz w:val="26"/>
+          <w:szCs w:val="26"/>
+        </w:rPr>
+        <w:t>Các trường hợp kiểm thử hiệu suất (Performance Test Cases)</w:t>
       </w:r>
     </w:p>
     <w:p>
       <w:pPr>
         <w:numPr>
           <w:ilvl w:val="0"/>
-          <w:numId w:val="2"/>
+          <w:numId w:val="13"/>
         </w:numPr>
         <w:rPr>
           <w:rFonts w:ascii="Times New Roman" w:hAnsi="Times New Roman" w:cs="Times New Roman"/>
@@ -359,37 +280,14 @@
       <w:r>
         <w:rPr>
           <w:rFonts w:ascii="Times New Roman" w:hAnsi="Times New Roman" w:cs="Times New Roman"/>
-          <w:b/>
-          <w:bCs/>
-          <w:sz w:val="26"/>
-          <w:szCs w:val="26"/>
-        </w:rPr>
-        <w:t>Số trường hợp kiểm thử đã thực hiện:</w:t>
-      </w:r>
-      <w:r>
-        <w:rPr>
-          <w:rFonts w:ascii="Times New Roman" w:hAnsi="Times New Roman" w:cs="Times New Roman"/>
-          <w:sz w:val="26"/>
-          <w:szCs w:val="26"/>
-        </w:rPr>
-        <w:t xml:space="preserve"> 1</w:t>
-      </w:r>
-      <w:r>
-        <w:rPr>
-          <w:rFonts w:ascii="Times New Roman" w:hAnsi="Times New Roman" w:cs="Times New Roman"/>
-          <w:sz w:val="26"/>
-          <w:szCs w:val="26"/>
-          <w:lang w:val="en-US"/>
-        </w:rPr>
-        <w:t>2</w:t>
+          <w:sz w:val="26"/>
+          <w:szCs w:val="26"/>
+        </w:rPr>
+        <w:t>Báo cáo lỗi hiệu suất (Performance Bug Report)</w:t>
       </w:r>
     </w:p>
     <w:p>
       <w:pPr>
-        <w:numPr>
-          <w:ilvl w:val="0"/>
-          <w:numId w:val="2"/>
-        </w:numPr>
         <w:rPr>
           <w:rFonts w:ascii="Times New Roman" w:hAnsi="Times New Roman" w:cs="Times New Roman"/>
           <w:sz w:val="26"/>
@@ -399,28 +297,14 @@
       <w:r>
         <w:rPr>
           <w:rFonts w:ascii="Times New Roman" w:hAnsi="Times New Roman" w:cs="Times New Roman"/>
-          <w:b/>
-          <w:bCs/>
-          <w:sz w:val="26"/>
-          <w:szCs w:val="26"/>
-        </w:rPr>
-        <w:t>Số trường hợp kiểm thử thành công:</w:t>
-      </w:r>
-      <w:r>
-        <w:rPr>
-          <w:rFonts w:ascii="Times New Roman" w:hAnsi="Times New Roman" w:cs="Times New Roman"/>
-          <w:sz w:val="26"/>
-          <w:szCs w:val="26"/>
-        </w:rPr>
-        <w:t xml:space="preserve"> 8</w:t>
+          <w:sz w:val="26"/>
+          <w:szCs w:val="26"/>
+        </w:rPr>
+        <w:t>4. Tóm tắt kiểm thử</w:t>
       </w:r>
     </w:p>
     <w:p>
       <w:pPr>
-        <w:numPr>
-          <w:ilvl w:val="0"/>
-          <w:numId w:val="2"/>
-        </w:numPr>
         <w:rPr>
           <w:rFonts w:ascii="Times New Roman" w:hAnsi="Times New Roman" w:cs="Times New Roman"/>
           <w:sz w:val="26"/>
@@ -430,36 +314,17 @@
       <w:r>
         <w:rPr>
           <w:rFonts w:ascii="Times New Roman" w:hAnsi="Times New Roman" w:cs="Times New Roman"/>
-          <w:b/>
-          <w:bCs/>
-          <w:sz w:val="26"/>
-          <w:szCs w:val="26"/>
-        </w:rPr>
-        <w:t>Số trường hợp kiểm thử thất bại:</w:t>
-      </w:r>
-      <w:r>
-        <w:rPr>
-          <w:rFonts w:ascii="Times New Roman" w:hAnsi="Times New Roman" w:cs="Times New Roman"/>
-          <w:sz w:val="26"/>
-          <w:szCs w:val="26"/>
-        </w:rPr>
-        <w:t xml:space="preserve"> </w:t>
-      </w:r>
-      <w:r>
-        <w:rPr>
-          <w:rFonts w:ascii="Times New Roman" w:hAnsi="Times New Roman" w:cs="Times New Roman"/>
-          <w:sz w:val="26"/>
-          <w:szCs w:val="26"/>
-          <w:lang w:val="en-US"/>
-        </w:rPr>
-        <w:t>4</w:t>
+          <w:sz w:val="26"/>
+          <w:szCs w:val="26"/>
+        </w:rPr>
+        <w:t>a) Thông tin Trường hợp Kiểm Thử</w:t>
       </w:r>
     </w:p>
     <w:p>
       <w:pPr>
         <w:numPr>
           <w:ilvl w:val="0"/>
-          <w:numId w:val="2"/>
+          <w:numId w:val="14"/>
         </w:numPr>
         <w:rPr>
           <w:rFonts w:ascii="Times New Roman" w:hAnsi="Times New Roman" w:cs="Times New Roman"/>
@@ -470,29 +335,22 @@
       <w:r>
         <w:rPr>
           <w:rFonts w:ascii="Times New Roman" w:hAnsi="Times New Roman" w:cs="Times New Roman"/>
-          <w:b/>
-          <w:bCs/>
-          <w:sz w:val="26"/>
-          <w:szCs w:val="26"/>
-        </w:rPr>
-        <w:t>Số trường hợp kiểm thử đang chờ xử lý:</w:t>
-      </w:r>
-      <w:r>
-        <w:rPr>
-          <w:rFonts w:ascii="Times New Roman" w:hAnsi="Times New Roman" w:cs="Times New Roman"/>
-          <w:sz w:val="26"/>
-          <w:szCs w:val="26"/>
-        </w:rPr>
-        <w:t xml:space="preserve"> 0</w:t>
+          <w:sz w:val="26"/>
+          <w:szCs w:val="26"/>
+        </w:rPr>
+        <w:t>Số trường hợp kiểm thử dự kiến: 15</w:t>
       </w:r>
     </w:p>
     <w:p>
       <w:pPr>
-        <w:rPr>
-          <w:rFonts w:ascii="Times New Roman" w:hAnsi="Times New Roman" w:cs="Times New Roman"/>
-          <w:sz w:val="26"/>
-          <w:szCs w:val="26"/>
-          <w:lang w:val="en-US"/>
+        <w:numPr>
+          <w:ilvl w:val="0"/>
+          <w:numId w:val="14"/>
+        </w:numPr>
+        <w:rPr>
+          <w:rFonts w:ascii="Times New Roman" w:hAnsi="Times New Roman" w:cs="Times New Roman"/>
+          <w:sz w:val="26"/>
+          <w:szCs w:val="26"/>
         </w:rPr>
       </w:pPr>
       <w:r>
@@ -501,69 +359,17 @@
           <w:sz w:val="26"/>
           <w:szCs w:val="26"/>
         </w:rPr>
-        <w:t xml:space="preserve">Các trường hợp kiểm thử thất bại chủ yếu liên quan đến các chức năng </w:t>
-      </w:r>
-      <w:r>
-        <w:rPr>
-          <w:rFonts w:ascii="Times New Roman" w:hAnsi="Times New Roman" w:cs="Times New Roman"/>
-          <w:b/>
-          <w:bCs/>
-          <w:sz w:val="26"/>
-          <w:szCs w:val="26"/>
-        </w:rPr>
-        <w:t>Close Workbook</w:t>
-      </w:r>
-      <w:r>
-        <w:rPr>
-          <w:rFonts w:ascii="Times New Roman" w:hAnsi="Times New Roman" w:cs="Times New Roman"/>
-          <w:sz w:val="26"/>
-          <w:szCs w:val="26"/>
-        </w:rPr>
-        <w:t xml:space="preserve">, </w:t>
-      </w:r>
-      <w:r>
-        <w:rPr>
-          <w:rFonts w:ascii="Times New Roman" w:hAnsi="Times New Roman" w:cs="Times New Roman"/>
-          <w:b/>
-          <w:bCs/>
-          <w:sz w:val="26"/>
-          <w:szCs w:val="26"/>
-        </w:rPr>
-        <w:t>Save As sang định dạng CSV</w:t>
-      </w:r>
-      <w:r>
-        <w:rPr>
-          <w:rFonts w:ascii="Times New Roman" w:hAnsi="Times New Roman" w:cs="Times New Roman"/>
-          <w:sz w:val="26"/>
-          <w:szCs w:val="26"/>
-        </w:rPr>
-        <w:t xml:space="preserve"> và </w:t>
-      </w:r>
-      <w:r>
-        <w:rPr>
-          <w:rFonts w:ascii="Times New Roman" w:hAnsi="Times New Roman" w:cs="Times New Roman"/>
-          <w:b/>
-          <w:bCs/>
-          <w:sz w:val="26"/>
-          <w:szCs w:val="26"/>
-        </w:rPr>
-        <w:t>Find dữ liệu có khoảng trắng dư</w:t>
-      </w:r>
-      <w:r>
-        <w:rPr>
-          <w:rFonts w:ascii="Times New Roman" w:hAnsi="Times New Roman" w:cs="Times New Roman"/>
-          <w:sz w:val="26"/>
-          <w:szCs w:val="26"/>
-        </w:rPr>
-        <w:t>.</w:t>
+        <w:t>Số trường hợp kiểm thử đã triển khai: 15</w:t>
       </w:r>
     </w:p>
     <w:p>
       <w:pPr>
-        <w:rPr>
-          <w:rFonts w:ascii="Times New Roman" w:hAnsi="Times New Roman" w:cs="Times New Roman"/>
-          <w:b/>
-          <w:bCs/>
+        <w:numPr>
+          <w:ilvl w:val="0"/>
+          <w:numId w:val="14"/>
+        </w:numPr>
+        <w:rPr>
+          <w:rFonts w:ascii="Times New Roman" w:hAnsi="Times New Roman" w:cs="Times New Roman"/>
           <w:sz w:val="26"/>
           <w:szCs w:val="26"/>
         </w:rPr>
@@ -571,19 +377,17 @@
       <w:r>
         <w:rPr>
           <w:rFonts w:ascii="Times New Roman" w:hAnsi="Times New Roman" w:cs="Times New Roman"/>
-          <w:b/>
-          <w:bCs/>
-          <w:sz w:val="26"/>
-          <w:szCs w:val="26"/>
-        </w:rPr>
-        <w:t>b) Thông tin Báo Cáo Lỗi:</w:t>
+          <w:sz w:val="26"/>
+          <w:szCs w:val="26"/>
+        </w:rPr>
+        <w:t>Số trường hợp kiểm thử đã thực hiện: 11</w:t>
       </w:r>
     </w:p>
     <w:p>
       <w:pPr>
         <w:numPr>
           <w:ilvl w:val="0"/>
-          <w:numId w:val="3"/>
+          <w:numId w:val="14"/>
         </w:numPr>
         <w:rPr>
           <w:rFonts w:ascii="Times New Roman" w:hAnsi="Times New Roman" w:cs="Times New Roman"/>
@@ -594,36 +398,17 @@
       <w:r>
         <w:rPr>
           <w:rFonts w:ascii="Times New Roman" w:hAnsi="Times New Roman" w:cs="Times New Roman"/>
-          <w:b/>
-          <w:bCs/>
-          <w:sz w:val="26"/>
-          <w:szCs w:val="26"/>
-        </w:rPr>
-        <w:t>Tổng số lỗi phát hiện:</w:t>
-      </w:r>
-      <w:r>
-        <w:rPr>
-          <w:rFonts w:ascii="Times New Roman" w:hAnsi="Times New Roman" w:cs="Times New Roman"/>
-          <w:sz w:val="26"/>
-          <w:szCs w:val="26"/>
-        </w:rPr>
-        <w:t xml:space="preserve"> </w:t>
-      </w:r>
-      <w:r>
-        <w:rPr>
-          <w:rFonts w:ascii="Times New Roman" w:hAnsi="Times New Roman" w:cs="Times New Roman"/>
-          <w:sz w:val="26"/>
-          <w:szCs w:val="26"/>
-          <w:lang w:val="en-US"/>
-        </w:rPr>
-        <w:t>4</w:t>
+          <w:sz w:val="26"/>
+          <w:szCs w:val="26"/>
+        </w:rPr>
+        <w:t>Số trường hợp kiểm thử thành công: 7</w:t>
       </w:r>
     </w:p>
     <w:p>
       <w:pPr>
         <w:numPr>
           <w:ilvl w:val="0"/>
-          <w:numId w:val="3"/>
+          <w:numId w:val="14"/>
         </w:numPr>
         <w:rPr>
           <w:rFonts w:ascii="Times New Roman" w:hAnsi="Times New Roman" w:cs="Times New Roman"/>
@@ -634,36 +419,17 @@
       <w:r>
         <w:rPr>
           <w:rFonts w:ascii="Times New Roman" w:hAnsi="Times New Roman" w:cs="Times New Roman"/>
-          <w:b/>
-          <w:bCs/>
-          <w:sz w:val="26"/>
-          <w:szCs w:val="26"/>
-        </w:rPr>
-        <w:t>Số lỗi phát hiện trong kiểm thử chức năng:</w:t>
-      </w:r>
-      <w:r>
-        <w:rPr>
-          <w:rFonts w:ascii="Times New Roman" w:hAnsi="Times New Roman" w:cs="Times New Roman"/>
-          <w:sz w:val="26"/>
-          <w:szCs w:val="26"/>
-        </w:rPr>
-        <w:t xml:space="preserve"> </w:t>
-      </w:r>
-      <w:r>
-        <w:rPr>
-          <w:rFonts w:ascii="Times New Roman" w:hAnsi="Times New Roman" w:cs="Times New Roman"/>
-          <w:sz w:val="26"/>
-          <w:szCs w:val="26"/>
-          <w:lang w:val="en-US"/>
-        </w:rPr>
-        <w:t>4</w:t>
+          <w:sz w:val="26"/>
+          <w:szCs w:val="26"/>
+        </w:rPr>
+        <w:t>Số trường hợp kiểm thử thất bại: 4</w:t>
       </w:r>
     </w:p>
     <w:p>
       <w:pPr>
         <w:numPr>
           <w:ilvl w:val="0"/>
-          <w:numId w:val="3"/>
+          <w:numId w:val="14"/>
         </w:numPr>
         <w:rPr>
           <w:rFonts w:ascii="Times New Roman" w:hAnsi="Times New Roman" w:cs="Times New Roman"/>
@@ -674,27 +440,71 @@
       <w:r>
         <w:rPr>
           <w:rFonts w:ascii="Times New Roman" w:hAnsi="Times New Roman" w:cs="Times New Roman"/>
-          <w:b/>
-          <w:bCs/>
-          <w:sz w:val="26"/>
-          <w:szCs w:val="26"/>
-        </w:rPr>
-        <w:t>Số lỗi phát hiện trong chu trình kiểm thử hồi quy 1:</w:t>
-      </w:r>
-      <w:r>
-        <w:rPr>
-          <w:rFonts w:ascii="Times New Roman" w:hAnsi="Times New Roman" w:cs="Times New Roman"/>
-          <w:sz w:val="26"/>
-          <w:szCs w:val="26"/>
-        </w:rPr>
-        <w:t xml:space="preserve"> 0</w:t>
+          <w:sz w:val="26"/>
+          <w:szCs w:val="26"/>
+        </w:rPr>
+        <w:t>Số trường hợp kiểm thử chưa thực hiện: 4</w:t>
       </w:r>
     </w:p>
     <w:p>
       <w:pPr>
+        <w:rPr>
+          <w:rFonts w:ascii="Times New Roman" w:hAnsi="Times New Roman" w:cs="Times New Roman"/>
+          <w:sz w:val="26"/>
+          <w:szCs w:val="26"/>
+        </w:rPr>
+      </w:pPr>
+      <w:r>
+        <w:rPr>
+          <w:rFonts w:ascii="Times New Roman" w:hAnsi="Times New Roman" w:cs="Times New Roman"/>
+          <w:sz w:val="26"/>
+          <w:szCs w:val="26"/>
+        </w:rPr>
+        <w:t>Các trường hợp kiểm thử chưa thực hiện hoặc thất bại chủ yếu xảy ra khi số lượng người dùng đồng thời vượt quá ngưỡng chịu tải của hệ thống, dẫn đến thời gian phản hồi vượt ngưỡng mong đợi đã đặt ra trong kế hoạch kiểm thử.</w:t>
+      </w:r>
+    </w:p>
+    <w:p>
+      <w:pPr>
+        <w:rPr>
+          <w:rFonts w:ascii="Times New Roman" w:hAnsi="Times New Roman" w:cs="Times New Roman"/>
+          <w:sz w:val="26"/>
+          <w:szCs w:val="26"/>
+        </w:rPr>
+      </w:pPr>
+      <w:r>
+        <w:rPr>
+          <w:rFonts w:ascii="Times New Roman" w:hAnsi="Times New Roman" w:cs="Times New Roman"/>
+          <w:sz w:val="26"/>
+          <w:szCs w:val="26"/>
+        </w:rPr>
+        <w:lastRenderedPageBreak/>
+        <w:pict w14:anchorId="5D863248">
+          <v:rect id="_x0000_i1178" style="width:0;height:1.5pt" o:hralign="center" o:hrstd="t" o:hr="t" fillcolor="#a0a0a0" stroked="f"/>
+        </w:pict>
+      </w:r>
+    </w:p>
+    <w:p>
+      <w:pPr>
+        <w:rPr>
+          <w:rFonts w:ascii="Times New Roman" w:hAnsi="Times New Roman" w:cs="Times New Roman"/>
+          <w:sz w:val="26"/>
+          <w:szCs w:val="26"/>
+        </w:rPr>
+      </w:pPr>
+      <w:r>
+        <w:rPr>
+          <w:rFonts w:ascii="Times New Roman" w:hAnsi="Times New Roman" w:cs="Times New Roman"/>
+          <w:sz w:val="26"/>
+          <w:szCs w:val="26"/>
+        </w:rPr>
+        <w:t>b) Thông tin Báo Cáo Lỗi</w:t>
+      </w:r>
+    </w:p>
+    <w:p>
+      <w:pPr>
         <w:numPr>
           <w:ilvl w:val="0"/>
-          <w:numId w:val="3"/>
+          <w:numId w:val="15"/>
         </w:numPr>
         <w:rPr>
           <w:rFonts w:ascii="Times New Roman" w:hAnsi="Times New Roman" w:cs="Times New Roman"/>
@@ -705,22 +515,149 @@
       <w:r>
         <w:rPr>
           <w:rFonts w:ascii="Times New Roman" w:hAnsi="Times New Roman" w:cs="Times New Roman"/>
-          <w:b/>
-          <w:bCs/>
-          <w:sz w:val="26"/>
-          <w:szCs w:val="26"/>
-        </w:rPr>
-        <w:t>Số lỗi phát hiện trong chu trình kiểm thử hồi quy 2:</w:t>
-      </w:r>
-      <w:r>
-        <w:rPr>
-          <w:rFonts w:ascii="Times New Roman" w:hAnsi="Times New Roman" w:cs="Times New Roman"/>
-          <w:sz w:val="26"/>
-          <w:szCs w:val="26"/>
-        </w:rPr>
-        <w:t xml:space="preserve"> 0</w:t>
+          <w:sz w:val="26"/>
+          <w:szCs w:val="26"/>
+        </w:rPr>
+        <w:t>Tổng số lỗi phát hiện: 4</w:t>
       </w:r>
     </w:p>
+    <w:p>
+      <w:pPr>
+        <w:numPr>
+          <w:ilvl w:val="0"/>
+          <w:numId w:val="15"/>
+        </w:numPr>
+        <w:rPr>
+          <w:rFonts w:ascii="Times New Roman" w:hAnsi="Times New Roman" w:cs="Times New Roman"/>
+          <w:sz w:val="26"/>
+          <w:szCs w:val="26"/>
+        </w:rPr>
+      </w:pPr>
+      <w:r>
+        <w:rPr>
+          <w:rFonts w:ascii="Times New Roman" w:hAnsi="Times New Roman" w:cs="Times New Roman"/>
+          <w:sz w:val="26"/>
+          <w:szCs w:val="26"/>
+        </w:rPr>
+        <w:t>Số lỗi liên quan đến hiệu suất đăng nhập (Login): 1</w:t>
+      </w:r>
+    </w:p>
+    <w:p>
+      <w:pPr>
+        <w:numPr>
+          <w:ilvl w:val="0"/>
+          <w:numId w:val="15"/>
+        </w:numPr>
+        <w:rPr>
+          <w:rFonts w:ascii="Times New Roman" w:hAnsi="Times New Roman" w:cs="Times New Roman"/>
+          <w:sz w:val="26"/>
+          <w:szCs w:val="26"/>
+        </w:rPr>
+      </w:pPr>
+      <w:r>
+        <w:rPr>
+          <w:rFonts w:ascii="Times New Roman" w:hAnsi="Times New Roman" w:cs="Times New Roman"/>
+          <w:sz w:val="26"/>
+          <w:szCs w:val="26"/>
+        </w:rPr>
+        <w:t>Số lỗi liên quan đến chức năng Start Attempt: 1</w:t>
+      </w:r>
+    </w:p>
+    <w:p>
+      <w:pPr>
+        <w:numPr>
+          <w:ilvl w:val="0"/>
+          <w:numId w:val="15"/>
+        </w:numPr>
+        <w:rPr>
+          <w:rFonts w:ascii="Times New Roman" w:hAnsi="Times New Roman" w:cs="Times New Roman"/>
+          <w:sz w:val="26"/>
+          <w:szCs w:val="26"/>
+        </w:rPr>
+      </w:pPr>
+      <w:r>
+        <w:rPr>
+          <w:rFonts w:ascii="Times New Roman" w:hAnsi="Times New Roman" w:cs="Times New Roman"/>
+          <w:sz w:val="26"/>
+          <w:szCs w:val="26"/>
+        </w:rPr>
+        <w:t>Số lỗi liên quan đến chức năng Submit Attempt: 1</w:t>
+      </w:r>
+    </w:p>
+    <w:p>
+      <w:pPr>
+        <w:numPr>
+          <w:ilvl w:val="0"/>
+          <w:numId w:val="15"/>
+        </w:numPr>
+        <w:rPr>
+          <w:rFonts w:ascii="Times New Roman" w:hAnsi="Times New Roman" w:cs="Times New Roman"/>
+          <w:sz w:val="26"/>
+          <w:szCs w:val="26"/>
+        </w:rPr>
+      </w:pPr>
+      <w:r>
+        <w:rPr>
+          <w:rFonts w:ascii="Times New Roman" w:hAnsi="Times New Roman" w:cs="Times New Roman"/>
+          <w:sz w:val="26"/>
+          <w:szCs w:val="26"/>
+        </w:rPr>
+        <w:t>Số lỗi liên quan đến giới hạn chịu tải của hệ thống: 1</w:t>
+      </w:r>
+    </w:p>
+    <w:p>
+      <w:pPr>
+        <w:rPr>
+          <w:rFonts w:ascii="Times New Roman" w:hAnsi="Times New Roman" w:cs="Times New Roman"/>
+          <w:sz w:val="26"/>
+          <w:szCs w:val="26"/>
+          <w:lang w:val="en-US"/>
+        </w:rPr>
+      </w:pPr>
+      <w:r>
+        <w:rPr>
+          <w:rFonts w:ascii="Times New Roman" w:hAnsi="Times New Roman" w:cs="Times New Roman"/>
+          <w:sz w:val="26"/>
+          <w:szCs w:val="26"/>
+        </w:rPr>
+        <w:t>Các lỗi được phát hiện chủ yếu là lỗi hiệu suất, thể hiện qua việc thời gian phản hồi tăng cao khi số lượng người dùng đồng thời vượt quá mức cho phép.</w:t>
+      </w:r>
+    </w:p>
+    <w:p>
+      <w:pPr>
+        <w:rPr>
+          <w:rFonts w:ascii="Times New Roman" w:hAnsi="Times New Roman" w:cs="Times New Roman"/>
+          <w:sz w:val="26"/>
+          <w:szCs w:val="26"/>
+        </w:rPr>
+      </w:pPr>
+      <w:r>
+        <w:rPr>
+          <w:rFonts w:ascii="Times New Roman" w:hAnsi="Times New Roman" w:cs="Times New Roman"/>
+          <w:sz w:val="26"/>
+          <w:szCs w:val="26"/>
+        </w:rPr>
+        <w:t>5. Kết luận</w:t>
+      </w:r>
+    </w:p>
+    <w:p>
+      <w:pPr>
+        <w:rPr>
+          <w:rFonts w:ascii="Times New Roman" w:hAnsi="Times New Roman" w:cs="Times New Roman"/>
+          <w:sz w:val="26"/>
+          <w:szCs w:val="26"/>
+        </w:rPr>
+      </w:pPr>
+      <w:r>
+        <w:rPr>
+          <w:rFonts w:ascii="Times New Roman" w:hAnsi="Times New Roman" w:cs="Times New Roman"/>
+          <w:sz w:val="26"/>
+          <w:szCs w:val="26"/>
+        </w:rPr>
+        <w:t>Qua quá trình kiểm thử hiệu suất, hệ thống thi trắc nghiệm trực tuyến hoạt động ổn định ở mức tải thấp và trung bình. Tuy nhiên, khi số lượng người dùng đồng thời tăng cao, hệ thống bắt đầu vượt ngưỡng chịu tải, dẫn đến thời gian phản hồi tăng đáng kể. Kết quả kiểm thử đã giúp xác định rõ ngưỡng chịu tải của hệ thống và cung cấp cơ sở để đề xuất các biện pháp cải thiện hiệu suất trong tương lai.</w:t>
+      </w:r>
+    </w:p>
+    <w:p/>
     <w:sectPr>
       <w:pgSz w:w="11906" w:h="16838"/>
       <w:pgMar w:top="1440" w:right="1440" w:bottom="1440" w:left="1440" w:header="708" w:footer="708" w:gutter="0"/>
@@ -734,6 +671,1049 @@
 <file path=word/numbering.xml><?xml version="1.0" encoding="utf-8"?>
 <w:numbering xmlns:wpc="http://schemas.microsoft.com/office/word/2010/wordprocessingCanvas" xmlns:cx="http://schemas.microsoft.com/office/drawing/2014/chartex" xmlns:cx1="http://schemas.microsoft.com/office/drawing/2015/9/8/chartex" xmlns:cx2="http://schemas.microsoft.com/office/drawing/2015/10/21/chartex" xmlns:cx3="http://schemas.microsoft.com/office/drawing/2016/5/9/chartex" xmlns:cx4="http://schemas.microsoft.com/office/drawing/2016/5/10/chartex" xmlns:cx5="http://schemas.microsoft.com/office/drawing/2016/5/11/chartex" xmlns:cx6="http://schemas.microsoft.com/office/drawing/2016/5/12/chartex" xmlns:cx7="http://schemas.microsoft.com/office/drawing/2016/5/13/chartex" xmlns:cx8="http://schemas.microsoft.com/office/drawing/2016/5/14/chartex" xmlns:mc="http://schemas.openxmlformats.org/markup-compatibility/2006" xmlns:aink="http://schemas.microsoft.com/office/drawing/2016/ink" xmlns:am3d="http://schemas.microsoft.com/office/drawing/2017/model3d" xmlns:o="urn:schemas-microsoft-com:office:office" xmlns:oel="http://schemas.microsoft.com/office/2019/extlst" xmlns:r="http://schemas.openxmlformats.org/officeDocument/2006/relationships" xmlns:m="http://schemas.openxmlformats.org/officeDocument/2006/math" xmlns:v="urn:schemas-microsoft-com:vml" xmlns:wp14="http://schemas.microsoft.com/office/word/2010/wordprocessingDrawing" xmlns:wp="http://schemas.openxmlformats.org/drawingml/2006/wordprocessingDrawing" xmlns:w10="urn:schemas-microsoft-com:office:word" xmlns:w="http://schemas.openxmlformats.org/wordprocessingml/2006/main" xmlns:w14="http://schemas.microsoft.com/office/word/2010/wordml" xmlns:w15="http://schemas.microsoft.com/office/word/2012/wordml" xmlns:w16cex="http://schemas.microsoft.com/office/word/2018/wordml/cex" xmlns:w16cid="http://schemas.microsoft.com/office/word/2016/wordml/cid" xmlns:w16="http://schemas.microsoft.com/office/word/2018/wordml" xmlns:w16du="http://schemas.microsoft.com/office/word/2023/wordml/word16du" xmlns:w16sdtdh="http://schemas.microsoft.com/office/word/2020/wordml/sdtdatahash" xmlns:w16sdtfl="http://schemas.microsoft.com/office/word/2024/wordml/sdtformatlock" xmlns:w16se="http://schemas.microsoft.com/office/word/2015/wordml/symex" xmlns:wpg="http://schemas.microsoft.com/office/word/2010/wordprocessingGroup" xmlns:wpi="http://schemas.microsoft.com/office/word/2010/wordprocessingInk" xmlns:wne="http://schemas.microsoft.com/office/word/2006/wordml" xmlns:wps="http://schemas.microsoft.com/office/word/2010/wordprocessingShape" mc:Ignorable="w14 w15 w16se w16cid w16 w16cex w16sdtdh w16sdtfl w16du wp14">
   <w:abstractNum w:abstractNumId="0" w15:restartNumberingAfterBreak="0">
+    <w:nsid w:val="005A2AB0"/>
+    <w:multiLevelType w:val="multilevel"/>
+    <w:tmpl w:val="D2360CD6"/>
+    <w:lvl w:ilvl="0">
+      <w:start w:val="1"/>
+      <w:numFmt w:val="bullet"/>
+      <w:lvlText w:val=""/>
+      <w:lvlJc w:val="left"/>
+      <w:pPr>
+        <w:tabs>
+          <w:tab w:val="num" w:pos="720"/>
+        </w:tabs>
+        <w:ind w:left="720" w:hanging="360"/>
+      </w:pPr>
+      <w:rPr>
+        <w:rFonts w:ascii="Symbol" w:hAnsi="Symbol" w:hint="default"/>
+        <w:sz w:val="20"/>
+      </w:rPr>
+    </w:lvl>
+    <w:lvl w:ilvl="1" w:tentative="1">
+      <w:start w:val="1"/>
+      <w:numFmt w:val="bullet"/>
+      <w:lvlText w:val="o"/>
+      <w:lvlJc w:val="left"/>
+      <w:pPr>
+        <w:tabs>
+          <w:tab w:val="num" w:pos="1440"/>
+        </w:tabs>
+        <w:ind w:left="1440" w:hanging="360"/>
+      </w:pPr>
+      <w:rPr>
+        <w:rFonts w:ascii="Courier New" w:hAnsi="Courier New" w:hint="default"/>
+        <w:sz w:val="20"/>
+      </w:rPr>
+    </w:lvl>
+    <w:lvl w:ilvl="2" w:tentative="1">
+      <w:start w:val="1"/>
+      <w:numFmt w:val="bullet"/>
+      <w:lvlText w:val=""/>
+      <w:lvlJc w:val="left"/>
+      <w:pPr>
+        <w:tabs>
+          <w:tab w:val="num" w:pos="2160"/>
+        </w:tabs>
+        <w:ind w:left="2160" w:hanging="360"/>
+      </w:pPr>
+      <w:rPr>
+        <w:rFonts w:ascii="Wingdings" w:hAnsi="Wingdings" w:hint="default"/>
+        <w:sz w:val="20"/>
+      </w:rPr>
+    </w:lvl>
+    <w:lvl w:ilvl="3" w:tentative="1">
+      <w:start w:val="1"/>
+      <w:numFmt w:val="bullet"/>
+      <w:lvlText w:val=""/>
+      <w:lvlJc w:val="left"/>
+      <w:pPr>
+        <w:tabs>
+          <w:tab w:val="num" w:pos="2880"/>
+        </w:tabs>
+        <w:ind w:left="2880" w:hanging="360"/>
+      </w:pPr>
+      <w:rPr>
+        <w:rFonts w:ascii="Wingdings" w:hAnsi="Wingdings" w:hint="default"/>
+        <w:sz w:val="20"/>
+      </w:rPr>
+    </w:lvl>
+    <w:lvl w:ilvl="4" w:tentative="1">
+      <w:start w:val="1"/>
+      <w:numFmt w:val="bullet"/>
+      <w:lvlText w:val=""/>
+      <w:lvlJc w:val="left"/>
+      <w:pPr>
+        <w:tabs>
+          <w:tab w:val="num" w:pos="3600"/>
+        </w:tabs>
+        <w:ind w:left="3600" w:hanging="360"/>
+      </w:pPr>
+      <w:rPr>
+        <w:rFonts w:ascii="Wingdings" w:hAnsi="Wingdings" w:hint="default"/>
+        <w:sz w:val="20"/>
+      </w:rPr>
+    </w:lvl>
+    <w:lvl w:ilvl="5" w:tentative="1">
+      <w:start w:val="1"/>
+      <w:numFmt w:val="bullet"/>
+      <w:lvlText w:val=""/>
+      <w:lvlJc w:val="left"/>
+      <w:pPr>
+        <w:tabs>
+          <w:tab w:val="num" w:pos="4320"/>
+        </w:tabs>
+        <w:ind w:left="4320" w:hanging="360"/>
+      </w:pPr>
+      <w:rPr>
+        <w:rFonts w:ascii="Wingdings" w:hAnsi="Wingdings" w:hint="default"/>
+        <w:sz w:val="20"/>
+      </w:rPr>
+    </w:lvl>
+    <w:lvl w:ilvl="6" w:tentative="1">
+      <w:start w:val="1"/>
+      <w:numFmt w:val="bullet"/>
+      <w:lvlText w:val=""/>
+      <w:lvlJc w:val="left"/>
+      <w:pPr>
+        <w:tabs>
+          <w:tab w:val="num" w:pos="5040"/>
+        </w:tabs>
+        <w:ind w:left="5040" w:hanging="360"/>
+      </w:pPr>
+      <w:rPr>
+        <w:rFonts w:ascii="Wingdings" w:hAnsi="Wingdings" w:hint="default"/>
+        <w:sz w:val="20"/>
+      </w:rPr>
+    </w:lvl>
+    <w:lvl w:ilvl="7" w:tentative="1">
+      <w:start w:val="1"/>
+      <w:numFmt w:val="bullet"/>
+      <w:lvlText w:val=""/>
+      <w:lvlJc w:val="left"/>
+      <w:pPr>
+        <w:tabs>
+          <w:tab w:val="num" w:pos="5760"/>
+        </w:tabs>
+        <w:ind w:left="5760" w:hanging="360"/>
+      </w:pPr>
+      <w:rPr>
+        <w:rFonts w:ascii="Wingdings" w:hAnsi="Wingdings" w:hint="default"/>
+        <w:sz w:val="20"/>
+      </w:rPr>
+    </w:lvl>
+    <w:lvl w:ilvl="8" w:tentative="1">
+      <w:start w:val="1"/>
+      <w:numFmt w:val="bullet"/>
+      <w:lvlText w:val=""/>
+      <w:lvlJc w:val="left"/>
+      <w:pPr>
+        <w:tabs>
+          <w:tab w:val="num" w:pos="6480"/>
+        </w:tabs>
+        <w:ind w:left="6480" w:hanging="360"/>
+      </w:pPr>
+      <w:rPr>
+        <w:rFonts w:ascii="Wingdings" w:hAnsi="Wingdings" w:hint="default"/>
+        <w:sz w:val="20"/>
+      </w:rPr>
+    </w:lvl>
+  </w:abstractNum>
+  <w:abstractNum w:abstractNumId="1" w15:restartNumberingAfterBreak="0">
+    <w:nsid w:val="047C2636"/>
+    <w:multiLevelType w:val="multilevel"/>
+    <w:tmpl w:val="294EDACC"/>
+    <w:lvl w:ilvl="0">
+      <w:start w:val="1"/>
+      <w:numFmt w:val="bullet"/>
+      <w:lvlText w:val=""/>
+      <w:lvlJc w:val="left"/>
+      <w:pPr>
+        <w:tabs>
+          <w:tab w:val="num" w:pos="720"/>
+        </w:tabs>
+        <w:ind w:left="720" w:hanging="360"/>
+      </w:pPr>
+      <w:rPr>
+        <w:rFonts w:ascii="Symbol" w:hAnsi="Symbol" w:hint="default"/>
+        <w:sz w:val="20"/>
+      </w:rPr>
+    </w:lvl>
+    <w:lvl w:ilvl="1">
+      <w:start w:val="1"/>
+      <w:numFmt w:val="bullet"/>
+      <w:lvlText w:val="o"/>
+      <w:lvlJc w:val="left"/>
+      <w:pPr>
+        <w:tabs>
+          <w:tab w:val="num" w:pos="1440"/>
+        </w:tabs>
+        <w:ind w:left="1440" w:hanging="360"/>
+      </w:pPr>
+      <w:rPr>
+        <w:rFonts w:ascii="Courier New" w:hAnsi="Courier New" w:hint="default"/>
+        <w:sz w:val="20"/>
+      </w:rPr>
+    </w:lvl>
+    <w:lvl w:ilvl="2" w:tentative="1">
+      <w:start w:val="1"/>
+      <w:numFmt w:val="bullet"/>
+      <w:lvlText w:val=""/>
+      <w:lvlJc w:val="left"/>
+      <w:pPr>
+        <w:tabs>
+          <w:tab w:val="num" w:pos="2160"/>
+        </w:tabs>
+        <w:ind w:left="2160" w:hanging="360"/>
+      </w:pPr>
+      <w:rPr>
+        <w:rFonts w:ascii="Wingdings" w:hAnsi="Wingdings" w:hint="default"/>
+        <w:sz w:val="20"/>
+      </w:rPr>
+    </w:lvl>
+    <w:lvl w:ilvl="3" w:tentative="1">
+      <w:start w:val="1"/>
+      <w:numFmt w:val="bullet"/>
+      <w:lvlText w:val=""/>
+      <w:lvlJc w:val="left"/>
+      <w:pPr>
+        <w:tabs>
+          <w:tab w:val="num" w:pos="2880"/>
+        </w:tabs>
+        <w:ind w:left="2880" w:hanging="360"/>
+      </w:pPr>
+      <w:rPr>
+        <w:rFonts w:ascii="Wingdings" w:hAnsi="Wingdings" w:hint="default"/>
+        <w:sz w:val="20"/>
+      </w:rPr>
+    </w:lvl>
+    <w:lvl w:ilvl="4" w:tentative="1">
+      <w:start w:val="1"/>
+      <w:numFmt w:val="bullet"/>
+      <w:lvlText w:val=""/>
+      <w:lvlJc w:val="left"/>
+      <w:pPr>
+        <w:tabs>
+          <w:tab w:val="num" w:pos="3600"/>
+        </w:tabs>
+        <w:ind w:left="3600" w:hanging="360"/>
+      </w:pPr>
+      <w:rPr>
+        <w:rFonts w:ascii="Wingdings" w:hAnsi="Wingdings" w:hint="default"/>
+        <w:sz w:val="20"/>
+      </w:rPr>
+    </w:lvl>
+    <w:lvl w:ilvl="5" w:tentative="1">
+      <w:start w:val="1"/>
+      <w:numFmt w:val="bullet"/>
+      <w:lvlText w:val=""/>
+      <w:lvlJc w:val="left"/>
+      <w:pPr>
+        <w:tabs>
+          <w:tab w:val="num" w:pos="4320"/>
+        </w:tabs>
+        <w:ind w:left="4320" w:hanging="360"/>
+      </w:pPr>
+      <w:rPr>
+        <w:rFonts w:ascii="Wingdings" w:hAnsi="Wingdings" w:hint="default"/>
+        <w:sz w:val="20"/>
+      </w:rPr>
+    </w:lvl>
+    <w:lvl w:ilvl="6" w:tentative="1">
+      <w:start w:val="1"/>
+      <w:numFmt w:val="bullet"/>
+      <w:lvlText w:val=""/>
+      <w:lvlJc w:val="left"/>
+      <w:pPr>
+        <w:tabs>
+          <w:tab w:val="num" w:pos="5040"/>
+        </w:tabs>
+        <w:ind w:left="5040" w:hanging="360"/>
+      </w:pPr>
+      <w:rPr>
+        <w:rFonts w:ascii="Wingdings" w:hAnsi="Wingdings" w:hint="default"/>
+        <w:sz w:val="20"/>
+      </w:rPr>
+    </w:lvl>
+    <w:lvl w:ilvl="7" w:tentative="1">
+      <w:start w:val="1"/>
+      <w:numFmt w:val="bullet"/>
+      <w:lvlText w:val=""/>
+      <w:lvlJc w:val="left"/>
+      <w:pPr>
+        <w:tabs>
+          <w:tab w:val="num" w:pos="5760"/>
+        </w:tabs>
+        <w:ind w:left="5760" w:hanging="360"/>
+      </w:pPr>
+      <w:rPr>
+        <w:rFonts w:ascii="Wingdings" w:hAnsi="Wingdings" w:hint="default"/>
+        <w:sz w:val="20"/>
+      </w:rPr>
+    </w:lvl>
+    <w:lvl w:ilvl="8" w:tentative="1">
+      <w:start w:val="1"/>
+      <w:numFmt w:val="bullet"/>
+      <w:lvlText w:val=""/>
+      <w:lvlJc w:val="left"/>
+      <w:pPr>
+        <w:tabs>
+          <w:tab w:val="num" w:pos="6480"/>
+        </w:tabs>
+        <w:ind w:left="6480" w:hanging="360"/>
+      </w:pPr>
+      <w:rPr>
+        <w:rFonts w:ascii="Wingdings" w:hAnsi="Wingdings" w:hint="default"/>
+        <w:sz w:val="20"/>
+      </w:rPr>
+    </w:lvl>
+  </w:abstractNum>
+  <w:abstractNum w:abstractNumId="2" w15:restartNumberingAfterBreak="0">
+    <w:nsid w:val="089A1CA1"/>
+    <w:multiLevelType w:val="multilevel"/>
+    <w:tmpl w:val="2C3ED372"/>
+    <w:lvl w:ilvl="0">
+      <w:start w:val="1"/>
+      <w:numFmt w:val="bullet"/>
+      <w:lvlText w:val=""/>
+      <w:lvlJc w:val="left"/>
+      <w:pPr>
+        <w:tabs>
+          <w:tab w:val="num" w:pos="720"/>
+        </w:tabs>
+        <w:ind w:left="720" w:hanging="360"/>
+      </w:pPr>
+      <w:rPr>
+        <w:rFonts w:ascii="Symbol" w:hAnsi="Symbol" w:hint="default"/>
+        <w:sz w:val="20"/>
+      </w:rPr>
+    </w:lvl>
+    <w:lvl w:ilvl="1" w:tentative="1">
+      <w:start w:val="1"/>
+      <w:numFmt w:val="bullet"/>
+      <w:lvlText w:val="o"/>
+      <w:lvlJc w:val="left"/>
+      <w:pPr>
+        <w:tabs>
+          <w:tab w:val="num" w:pos="1440"/>
+        </w:tabs>
+        <w:ind w:left="1440" w:hanging="360"/>
+      </w:pPr>
+      <w:rPr>
+        <w:rFonts w:ascii="Courier New" w:hAnsi="Courier New" w:hint="default"/>
+        <w:sz w:val="20"/>
+      </w:rPr>
+    </w:lvl>
+    <w:lvl w:ilvl="2" w:tentative="1">
+      <w:start w:val="1"/>
+      <w:numFmt w:val="bullet"/>
+      <w:lvlText w:val=""/>
+      <w:lvlJc w:val="left"/>
+      <w:pPr>
+        <w:tabs>
+          <w:tab w:val="num" w:pos="2160"/>
+        </w:tabs>
+        <w:ind w:left="2160" w:hanging="360"/>
+      </w:pPr>
+      <w:rPr>
+        <w:rFonts w:ascii="Wingdings" w:hAnsi="Wingdings" w:hint="default"/>
+        <w:sz w:val="20"/>
+      </w:rPr>
+    </w:lvl>
+    <w:lvl w:ilvl="3" w:tentative="1">
+      <w:start w:val="1"/>
+      <w:numFmt w:val="bullet"/>
+      <w:lvlText w:val=""/>
+      <w:lvlJc w:val="left"/>
+      <w:pPr>
+        <w:tabs>
+          <w:tab w:val="num" w:pos="2880"/>
+        </w:tabs>
+        <w:ind w:left="2880" w:hanging="360"/>
+      </w:pPr>
+      <w:rPr>
+        <w:rFonts w:ascii="Wingdings" w:hAnsi="Wingdings" w:hint="default"/>
+        <w:sz w:val="20"/>
+      </w:rPr>
+    </w:lvl>
+    <w:lvl w:ilvl="4" w:tentative="1">
+      <w:start w:val="1"/>
+      <w:numFmt w:val="bullet"/>
+      <w:lvlText w:val=""/>
+      <w:lvlJc w:val="left"/>
+      <w:pPr>
+        <w:tabs>
+          <w:tab w:val="num" w:pos="3600"/>
+        </w:tabs>
+        <w:ind w:left="3600" w:hanging="360"/>
+      </w:pPr>
+      <w:rPr>
+        <w:rFonts w:ascii="Wingdings" w:hAnsi="Wingdings" w:hint="default"/>
+        <w:sz w:val="20"/>
+      </w:rPr>
+    </w:lvl>
+    <w:lvl w:ilvl="5" w:tentative="1">
+      <w:start w:val="1"/>
+      <w:numFmt w:val="bullet"/>
+      <w:lvlText w:val=""/>
+      <w:lvlJc w:val="left"/>
+      <w:pPr>
+        <w:tabs>
+          <w:tab w:val="num" w:pos="4320"/>
+        </w:tabs>
+        <w:ind w:left="4320" w:hanging="360"/>
+      </w:pPr>
+      <w:rPr>
+        <w:rFonts w:ascii="Wingdings" w:hAnsi="Wingdings" w:hint="default"/>
+        <w:sz w:val="20"/>
+      </w:rPr>
+    </w:lvl>
+    <w:lvl w:ilvl="6" w:tentative="1">
+      <w:start w:val="1"/>
+      <w:numFmt w:val="bullet"/>
+      <w:lvlText w:val=""/>
+      <w:lvlJc w:val="left"/>
+      <w:pPr>
+        <w:tabs>
+          <w:tab w:val="num" w:pos="5040"/>
+        </w:tabs>
+        <w:ind w:left="5040" w:hanging="360"/>
+      </w:pPr>
+      <w:rPr>
+        <w:rFonts w:ascii="Wingdings" w:hAnsi="Wingdings" w:hint="default"/>
+        <w:sz w:val="20"/>
+      </w:rPr>
+    </w:lvl>
+    <w:lvl w:ilvl="7" w:tentative="1">
+      <w:start w:val="1"/>
+      <w:numFmt w:val="bullet"/>
+      <w:lvlText w:val=""/>
+      <w:lvlJc w:val="left"/>
+      <w:pPr>
+        <w:tabs>
+          <w:tab w:val="num" w:pos="5760"/>
+        </w:tabs>
+        <w:ind w:left="5760" w:hanging="360"/>
+      </w:pPr>
+      <w:rPr>
+        <w:rFonts w:ascii="Wingdings" w:hAnsi="Wingdings" w:hint="default"/>
+        <w:sz w:val="20"/>
+      </w:rPr>
+    </w:lvl>
+    <w:lvl w:ilvl="8" w:tentative="1">
+      <w:start w:val="1"/>
+      <w:numFmt w:val="bullet"/>
+      <w:lvlText w:val=""/>
+      <w:lvlJc w:val="left"/>
+      <w:pPr>
+        <w:tabs>
+          <w:tab w:val="num" w:pos="6480"/>
+        </w:tabs>
+        <w:ind w:left="6480" w:hanging="360"/>
+      </w:pPr>
+      <w:rPr>
+        <w:rFonts w:ascii="Wingdings" w:hAnsi="Wingdings" w:hint="default"/>
+        <w:sz w:val="20"/>
+      </w:rPr>
+    </w:lvl>
+  </w:abstractNum>
+  <w:abstractNum w:abstractNumId="3" w15:restartNumberingAfterBreak="0">
+    <w:nsid w:val="0C123DCF"/>
+    <w:multiLevelType w:val="multilevel"/>
+    <w:tmpl w:val="E63669DC"/>
+    <w:lvl w:ilvl="0">
+      <w:start w:val="1"/>
+      <w:numFmt w:val="bullet"/>
+      <w:lvlText w:val=""/>
+      <w:lvlJc w:val="left"/>
+      <w:pPr>
+        <w:tabs>
+          <w:tab w:val="num" w:pos="720"/>
+        </w:tabs>
+        <w:ind w:left="720" w:hanging="360"/>
+      </w:pPr>
+      <w:rPr>
+        <w:rFonts w:ascii="Symbol" w:hAnsi="Symbol" w:hint="default"/>
+        <w:sz w:val="20"/>
+      </w:rPr>
+    </w:lvl>
+    <w:lvl w:ilvl="1">
+      <w:start w:val="1"/>
+      <w:numFmt w:val="bullet"/>
+      <w:lvlText w:val="o"/>
+      <w:lvlJc w:val="left"/>
+      <w:pPr>
+        <w:tabs>
+          <w:tab w:val="num" w:pos="1440"/>
+        </w:tabs>
+        <w:ind w:left="1440" w:hanging="360"/>
+      </w:pPr>
+      <w:rPr>
+        <w:rFonts w:ascii="Courier New" w:hAnsi="Courier New" w:hint="default"/>
+        <w:sz w:val="20"/>
+      </w:rPr>
+    </w:lvl>
+    <w:lvl w:ilvl="2" w:tentative="1">
+      <w:start w:val="1"/>
+      <w:numFmt w:val="bullet"/>
+      <w:lvlText w:val=""/>
+      <w:lvlJc w:val="left"/>
+      <w:pPr>
+        <w:tabs>
+          <w:tab w:val="num" w:pos="2160"/>
+        </w:tabs>
+        <w:ind w:left="2160" w:hanging="360"/>
+      </w:pPr>
+      <w:rPr>
+        <w:rFonts w:ascii="Wingdings" w:hAnsi="Wingdings" w:hint="default"/>
+        <w:sz w:val="20"/>
+      </w:rPr>
+    </w:lvl>
+    <w:lvl w:ilvl="3" w:tentative="1">
+      <w:start w:val="1"/>
+      <w:numFmt w:val="bullet"/>
+      <w:lvlText w:val=""/>
+      <w:lvlJc w:val="left"/>
+      <w:pPr>
+        <w:tabs>
+          <w:tab w:val="num" w:pos="2880"/>
+        </w:tabs>
+        <w:ind w:left="2880" w:hanging="360"/>
+      </w:pPr>
+      <w:rPr>
+        <w:rFonts w:ascii="Wingdings" w:hAnsi="Wingdings" w:hint="default"/>
+        <w:sz w:val="20"/>
+      </w:rPr>
+    </w:lvl>
+    <w:lvl w:ilvl="4" w:tentative="1">
+      <w:start w:val="1"/>
+      <w:numFmt w:val="bullet"/>
+      <w:lvlText w:val=""/>
+      <w:lvlJc w:val="left"/>
+      <w:pPr>
+        <w:tabs>
+          <w:tab w:val="num" w:pos="3600"/>
+        </w:tabs>
+        <w:ind w:left="3600" w:hanging="360"/>
+      </w:pPr>
+      <w:rPr>
+        <w:rFonts w:ascii="Wingdings" w:hAnsi="Wingdings" w:hint="default"/>
+        <w:sz w:val="20"/>
+      </w:rPr>
+    </w:lvl>
+    <w:lvl w:ilvl="5" w:tentative="1">
+      <w:start w:val="1"/>
+      <w:numFmt w:val="bullet"/>
+      <w:lvlText w:val=""/>
+      <w:lvlJc w:val="left"/>
+      <w:pPr>
+        <w:tabs>
+          <w:tab w:val="num" w:pos="4320"/>
+        </w:tabs>
+        <w:ind w:left="4320" w:hanging="360"/>
+      </w:pPr>
+      <w:rPr>
+        <w:rFonts w:ascii="Wingdings" w:hAnsi="Wingdings" w:hint="default"/>
+        <w:sz w:val="20"/>
+      </w:rPr>
+    </w:lvl>
+    <w:lvl w:ilvl="6" w:tentative="1">
+      <w:start w:val="1"/>
+      <w:numFmt w:val="bullet"/>
+      <w:lvlText w:val=""/>
+      <w:lvlJc w:val="left"/>
+      <w:pPr>
+        <w:tabs>
+          <w:tab w:val="num" w:pos="5040"/>
+        </w:tabs>
+        <w:ind w:left="5040" w:hanging="360"/>
+      </w:pPr>
+      <w:rPr>
+        <w:rFonts w:ascii="Wingdings" w:hAnsi="Wingdings" w:hint="default"/>
+        <w:sz w:val="20"/>
+      </w:rPr>
+    </w:lvl>
+    <w:lvl w:ilvl="7" w:tentative="1">
+      <w:start w:val="1"/>
+      <w:numFmt w:val="bullet"/>
+      <w:lvlText w:val=""/>
+      <w:lvlJc w:val="left"/>
+      <w:pPr>
+        <w:tabs>
+          <w:tab w:val="num" w:pos="5760"/>
+        </w:tabs>
+        <w:ind w:left="5760" w:hanging="360"/>
+      </w:pPr>
+      <w:rPr>
+        <w:rFonts w:ascii="Wingdings" w:hAnsi="Wingdings" w:hint="default"/>
+        <w:sz w:val="20"/>
+      </w:rPr>
+    </w:lvl>
+    <w:lvl w:ilvl="8" w:tentative="1">
+      <w:start w:val="1"/>
+      <w:numFmt w:val="bullet"/>
+      <w:lvlText w:val=""/>
+      <w:lvlJc w:val="left"/>
+      <w:pPr>
+        <w:tabs>
+          <w:tab w:val="num" w:pos="6480"/>
+        </w:tabs>
+        <w:ind w:left="6480" w:hanging="360"/>
+      </w:pPr>
+      <w:rPr>
+        <w:rFonts w:ascii="Wingdings" w:hAnsi="Wingdings" w:hint="default"/>
+        <w:sz w:val="20"/>
+      </w:rPr>
+    </w:lvl>
+  </w:abstractNum>
+  <w:abstractNum w:abstractNumId="4" w15:restartNumberingAfterBreak="0">
+    <w:nsid w:val="18A52569"/>
+    <w:multiLevelType w:val="multilevel"/>
+    <w:tmpl w:val="EC9CB01A"/>
+    <w:lvl w:ilvl="0">
+      <w:start w:val="1"/>
+      <w:numFmt w:val="bullet"/>
+      <w:lvlText w:val=""/>
+      <w:lvlJc w:val="left"/>
+      <w:pPr>
+        <w:tabs>
+          <w:tab w:val="num" w:pos="720"/>
+        </w:tabs>
+        <w:ind w:left="720" w:hanging="360"/>
+      </w:pPr>
+      <w:rPr>
+        <w:rFonts w:ascii="Symbol" w:hAnsi="Symbol" w:hint="default"/>
+        <w:sz w:val="20"/>
+      </w:rPr>
+    </w:lvl>
+    <w:lvl w:ilvl="1" w:tentative="1">
+      <w:start w:val="1"/>
+      <w:numFmt w:val="bullet"/>
+      <w:lvlText w:val="o"/>
+      <w:lvlJc w:val="left"/>
+      <w:pPr>
+        <w:tabs>
+          <w:tab w:val="num" w:pos="1440"/>
+        </w:tabs>
+        <w:ind w:left="1440" w:hanging="360"/>
+      </w:pPr>
+      <w:rPr>
+        <w:rFonts w:ascii="Courier New" w:hAnsi="Courier New" w:hint="default"/>
+        <w:sz w:val="20"/>
+      </w:rPr>
+    </w:lvl>
+    <w:lvl w:ilvl="2" w:tentative="1">
+      <w:start w:val="1"/>
+      <w:numFmt w:val="bullet"/>
+      <w:lvlText w:val=""/>
+      <w:lvlJc w:val="left"/>
+      <w:pPr>
+        <w:tabs>
+          <w:tab w:val="num" w:pos="2160"/>
+        </w:tabs>
+        <w:ind w:left="2160" w:hanging="360"/>
+      </w:pPr>
+      <w:rPr>
+        <w:rFonts w:ascii="Wingdings" w:hAnsi="Wingdings" w:hint="default"/>
+        <w:sz w:val="20"/>
+      </w:rPr>
+    </w:lvl>
+    <w:lvl w:ilvl="3" w:tentative="1">
+      <w:start w:val="1"/>
+      <w:numFmt w:val="bullet"/>
+      <w:lvlText w:val=""/>
+      <w:lvlJc w:val="left"/>
+      <w:pPr>
+        <w:tabs>
+          <w:tab w:val="num" w:pos="2880"/>
+        </w:tabs>
+        <w:ind w:left="2880" w:hanging="360"/>
+      </w:pPr>
+      <w:rPr>
+        <w:rFonts w:ascii="Wingdings" w:hAnsi="Wingdings" w:hint="default"/>
+        <w:sz w:val="20"/>
+      </w:rPr>
+    </w:lvl>
+    <w:lvl w:ilvl="4" w:tentative="1">
+      <w:start w:val="1"/>
+      <w:numFmt w:val="bullet"/>
+      <w:lvlText w:val=""/>
+      <w:lvlJc w:val="left"/>
+      <w:pPr>
+        <w:tabs>
+          <w:tab w:val="num" w:pos="3600"/>
+        </w:tabs>
+        <w:ind w:left="3600" w:hanging="360"/>
+      </w:pPr>
+      <w:rPr>
+        <w:rFonts w:ascii="Wingdings" w:hAnsi="Wingdings" w:hint="default"/>
+        <w:sz w:val="20"/>
+      </w:rPr>
+    </w:lvl>
+    <w:lvl w:ilvl="5" w:tentative="1">
+      <w:start w:val="1"/>
+      <w:numFmt w:val="bullet"/>
+      <w:lvlText w:val=""/>
+      <w:lvlJc w:val="left"/>
+      <w:pPr>
+        <w:tabs>
+          <w:tab w:val="num" w:pos="4320"/>
+        </w:tabs>
+        <w:ind w:left="4320" w:hanging="360"/>
+      </w:pPr>
+      <w:rPr>
+        <w:rFonts w:ascii="Wingdings" w:hAnsi="Wingdings" w:hint="default"/>
+        <w:sz w:val="20"/>
+      </w:rPr>
+    </w:lvl>
+    <w:lvl w:ilvl="6" w:tentative="1">
+      <w:start w:val="1"/>
+      <w:numFmt w:val="bullet"/>
+      <w:lvlText w:val=""/>
+      <w:lvlJc w:val="left"/>
+      <w:pPr>
+        <w:tabs>
+          <w:tab w:val="num" w:pos="5040"/>
+        </w:tabs>
+        <w:ind w:left="5040" w:hanging="360"/>
+      </w:pPr>
+      <w:rPr>
+        <w:rFonts w:ascii="Wingdings" w:hAnsi="Wingdings" w:hint="default"/>
+        <w:sz w:val="20"/>
+      </w:rPr>
+    </w:lvl>
+    <w:lvl w:ilvl="7" w:tentative="1">
+      <w:start w:val="1"/>
+      <w:numFmt w:val="bullet"/>
+      <w:lvlText w:val=""/>
+      <w:lvlJc w:val="left"/>
+      <w:pPr>
+        <w:tabs>
+          <w:tab w:val="num" w:pos="5760"/>
+        </w:tabs>
+        <w:ind w:left="5760" w:hanging="360"/>
+      </w:pPr>
+      <w:rPr>
+        <w:rFonts w:ascii="Wingdings" w:hAnsi="Wingdings" w:hint="default"/>
+        <w:sz w:val="20"/>
+      </w:rPr>
+    </w:lvl>
+    <w:lvl w:ilvl="8" w:tentative="1">
+      <w:start w:val="1"/>
+      <w:numFmt w:val="bullet"/>
+      <w:lvlText w:val=""/>
+      <w:lvlJc w:val="left"/>
+      <w:pPr>
+        <w:tabs>
+          <w:tab w:val="num" w:pos="6480"/>
+        </w:tabs>
+        <w:ind w:left="6480" w:hanging="360"/>
+      </w:pPr>
+      <w:rPr>
+        <w:rFonts w:ascii="Wingdings" w:hAnsi="Wingdings" w:hint="default"/>
+        <w:sz w:val="20"/>
+      </w:rPr>
+    </w:lvl>
+  </w:abstractNum>
+  <w:abstractNum w:abstractNumId="5" w15:restartNumberingAfterBreak="0">
+    <w:nsid w:val="261E0CC9"/>
+    <w:multiLevelType w:val="multilevel"/>
+    <w:tmpl w:val="713ED464"/>
+    <w:lvl w:ilvl="0">
+      <w:start w:val="1"/>
+      <w:numFmt w:val="bullet"/>
+      <w:lvlText w:val=""/>
+      <w:lvlJc w:val="left"/>
+      <w:pPr>
+        <w:tabs>
+          <w:tab w:val="num" w:pos="720"/>
+        </w:tabs>
+        <w:ind w:left="720" w:hanging="360"/>
+      </w:pPr>
+      <w:rPr>
+        <w:rFonts w:ascii="Symbol" w:hAnsi="Symbol" w:hint="default"/>
+        <w:sz w:val="20"/>
+      </w:rPr>
+    </w:lvl>
+    <w:lvl w:ilvl="1" w:tentative="1">
+      <w:start w:val="1"/>
+      <w:numFmt w:val="bullet"/>
+      <w:lvlText w:val="o"/>
+      <w:lvlJc w:val="left"/>
+      <w:pPr>
+        <w:tabs>
+          <w:tab w:val="num" w:pos="1440"/>
+        </w:tabs>
+        <w:ind w:left="1440" w:hanging="360"/>
+      </w:pPr>
+      <w:rPr>
+        <w:rFonts w:ascii="Courier New" w:hAnsi="Courier New" w:hint="default"/>
+        <w:sz w:val="20"/>
+      </w:rPr>
+    </w:lvl>
+    <w:lvl w:ilvl="2" w:tentative="1">
+      <w:start w:val="1"/>
+      <w:numFmt w:val="bullet"/>
+      <w:lvlText w:val=""/>
+      <w:lvlJc w:val="left"/>
+      <w:pPr>
+        <w:tabs>
+          <w:tab w:val="num" w:pos="2160"/>
+        </w:tabs>
+        <w:ind w:left="2160" w:hanging="360"/>
+      </w:pPr>
+      <w:rPr>
+        <w:rFonts w:ascii="Wingdings" w:hAnsi="Wingdings" w:hint="default"/>
+        <w:sz w:val="20"/>
+      </w:rPr>
+    </w:lvl>
+    <w:lvl w:ilvl="3" w:tentative="1">
+      <w:start w:val="1"/>
+      <w:numFmt w:val="bullet"/>
+      <w:lvlText w:val=""/>
+      <w:lvlJc w:val="left"/>
+      <w:pPr>
+        <w:tabs>
+          <w:tab w:val="num" w:pos="2880"/>
+        </w:tabs>
+        <w:ind w:left="2880" w:hanging="360"/>
+      </w:pPr>
+      <w:rPr>
+        <w:rFonts w:ascii="Wingdings" w:hAnsi="Wingdings" w:hint="default"/>
+        <w:sz w:val="20"/>
+      </w:rPr>
+    </w:lvl>
+    <w:lvl w:ilvl="4" w:tentative="1">
+      <w:start w:val="1"/>
+      <w:numFmt w:val="bullet"/>
+      <w:lvlText w:val=""/>
+      <w:lvlJc w:val="left"/>
+      <w:pPr>
+        <w:tabs>
+          <w:tab w:val="num" w:pos="3600"/>
+        </w:tabs>
+        <w:ind w:left="3600" w:hanging="360"/>
+      </w:pPr>
+      <w:rPr>
+        <w:rFonts w:ascii="Wingdings" w:hAnsi="Wingdings" w:hint="default"/>
+        <w:sz w:val="20"/>
+      </w:rPr>
+    </w:lvl>
+    <w:lvl w:ilvl="5" w:tentative="1">
+      <w:start w:val="1"/>
+      <w:numFmt w:val="bullet"/>
+      <w:lvlText w:val=""/>
+      <w:lvlJc w:val="left"/>
+      <w:pPr>
+        <w:tabs>
+          <w:tab w:val="num" w:pos="4320"/>
+        </w:tabs>
+        <w:ind w:left="4320" w:hanging="360"/>
+      </w:pPr>
+      <w:rPr>
+        <w:rFonts w:ascii="Wingdings" w:hAnsi="Wingdings" w:hint="default"/>
+        <w:sz w:val="20"/>
+      </w:rPr>
+    </w:lvl>
+    <w:lvl w:ilvl="6" w:tentative="1">
+      <w:start w:val="1"/>
+      <w:numFmt w:val="bullet"/>
+      <w:lvlText w:val=""/>
+      <w:lvlJc w:val="left"/>
+      <w:pPr>
+        <w:tabs>
+          <w:tab w:val="num" w:pos="5040"/>
+        </w:tabs>
+        <w:ind w:left="5040" w:hanging="360"/>
+      </w:pPr>
+      <w:rPr>
+        <w:rFonts w:ascii="Wingdings" w:hAnsi="Wingdings" w:hint="default"/>
+        <w:sz w:val="20"/>
+      </w:rPr>
+    </w:lvl>
+    <w:lvl w:ilvl="7" w:tentative="1">
+      <w:start w:val="1"/>
+      <w:numFmt w:val="bullet"/>
+      <w:lvlText w:val=""/>
+      <w:lvlJc w:val="left"/>
+      <w:pPr>
+        <w:tabs>
+          <w:tab w:val="num" w:pos="5760"/>
+        </w:tabs>
+        <w:ind w:left="5760" w:hanging="360"/>
+      </w:pPr>
+      <w:rPr>
+        <w:rFonts w:ascii="Wingdings" w:hAnsi="Wingdings" w:hint="default"/>
+        <w:sz w:val="20"/>
+      </w:rPr>
+    </w:lvl>
+    <w:lvl w:ilvl="8" w:tentative="1">
+      <w:start w:val="1"/>
+      <w:numFmt w:val="bullet"/>
+      <w:lvlText w:val=""/>
+      <w:lvlJc w:val="left"/>
+      <w:pPr>
+        <w:tabs>
+          <w:tab w:val="num" w:pos="6480"/>
+        </w:tabs>
+        <w:ind w:left="6480" w:hanging="360"/>
+      </w:pPr>
+      <w:rPr>
+        <w:rFonts w:ascii="Wingdings" w:hAnsi="Wingdings" w:hint="default"/>
+        <w:sz w:val="20"/>
+      </w:rPr>
+    </w:lvl>
+  </w:abstractNum>
+  <w:abstractNum w:abstractNumId="6" w15:restartNumberingAfterBreak="0">
+    <w:nsid w:val="2FDD69A9"/>
+    <w:multiLevelType w:val="multilevel"/>
+    <w:tmpl w:val="8864CA32"/>
+    <w:lvl w:ilvl="0">
+      <w:start w:val="1"/>
+      <w:numFmt w:val="bullet"/>
+      <w:lvlText w:val=""/>
+      <w:lvlJc w:val="left"/>
+      <w:pPr>
+        <w:tabs>
+          <w:tab w:val="num" w:pos="720"/>
+        </w:tabs>
+        <w:ind w:left="720" w:hanging="360"/>
+      </w:pPr>
+      <w:rPr>
+        <w:rFonts w:ascii="Symbol" w:hAnsi="Symbol" w:hint="default"/>
+        <w:sz w:val="20"/>
+      </w:rPr>
+    </w:lvl>
+    <w:lvl w:ilvl="1" w:tentative="1">
+      <w:start w:val="1"/>
+      <w:numFmt w:val="bullet"/>
+      <w:lvlText w:val="o"/>
+      <w:lvlJc w:val="left"/>
+      <w:pPr>
+        <w:tabs>
+          <w:tab w:val="num" w:pos="1440"/>
+        </w:tabs>
+        <w:ind w:left="1440" w:hanging="360"/>
+      </w:pPr>
+      <w:rPr>
+        <w:rFonts w:ascii="Courier New" w:hAnsi="Courier New" w:hint="default"/>
+        <w:sz w:val="20"/>
+      </w:rPr>
+    </w:lvl>
+    <w:lvl w:ilvl="2" w:tentative="1">
+      <w:start w:val="1"/>
+      <w:numFmt w:val="bullet"/>
+      <w:lvlText w:val=""/>
+      <w:lvlJc w:val="left"/>
+      <w:pPr>
+        <w:tabs>
+          <w:tab w:val="num" w:pos="2160"/>
+        </w:tabs>
+        <w:ind w:left="2160" w:hanging="360"/>
+      </w:pPr>
+      <w:rPr>
+        <w:rFonts w:ascii="Wingdings" w:hAnsi="Wingdings" w:hint="default"/>
+        <w:sz w:val="20"/>
+      </w:rPr>
+    </w:lvl>
+    <w:lvl w:ilvl="3" w:tentative="1">
+      <w:start w:val="1"/>
+      <w:numFmt w:val="bullet"/>
+      <w:lvlText w:val=""/>
+      <w:lvlJc w:val="left"/>
+      <w:pPr>
+        <w:tabs>
+          <w:tab w:val="num" w:pos="2880"/>
+        </w:tabs>
+        <w:ind w:left="2880" w:hanging="360"/>
+      </w:pPr>
+      <w:rPr>
+        <w:rFonts w:ascii="Wingdings" w:hAnsi="Wingdings" w:hint="default"/>
+        <w:sz w:val="20"/>
+      </w:rPr>
+    </w:lvl>
+    <w:lvl w:ilvl="4" w:tentative="1">
+      <w:start w:val="1"/>
+      <w:numFmt w:val="bullet"/>
+      <w:lvlText w:val=""/>
+      <w:lvlJc w:val="left"/>
+      <w:pPr>
+        <w:tabs>
+          <w:tab w:val="num" w:pos="3600"/>
+        </w:tabs>
+        <w:ind w:left="3600" w:hanging="360"/>
+      </w:pPr>
+      <w:rPr>
+        <w:rFonts w:ascii="Wingdings" w:hAnsi="Wingdings" w:hint="default"/>
+        <w:sz w:val="20"/>
+      </w:rPr>
+    </w:lvl>
+    <w:lvl w:ilvl="5" w:tentative="1">
+      <w:start w:val="1"/>
+      <w:numFmt w:val="bullet"/>
+      <w:lvlText w:val=""/>
+      <w:lvlJc w:val="left"/>
+      <w:pPr>
+        <w:tabs>
+          <w:tab w:val="num" w:pos="4320"/>
+        </w:tabs>
+        <w:ind w:left="4320" w:hanging="360"/>
+      </w:pPr>
+      <w:rPr>
+        <w:rFonts w:ascii="Wingdings" w:hAnsi="Wingdings" w:hint="default"/>
+        <w:sz w:val="20"/>
+      </w:rPr>
+    </w:lvl>
+    <w:lvl w:ilvl="6" w:tentative="1">
+      <w:start w:val="1"/>
+      <w:numFmt w:val="bullet"/>
+      <w:lvlText w:val=""/>
+      <w:lvlJc w:val="left"/>
+      <w:pPr>
+        <w:tabs>
+          <w:tab w:val="num" w:pos="5040"/>
+        </w:tabs>
+        <w:ind w:left="5040" w:hanging="360"/>
+      </w:pPr>
+      <w:rPr>
+        <w:rFonts w:ascii="Wingdings" w:hAnsi="Wingdings" w:hint="default"/>
+        <w:sz w:val="20"/>
+      </w:rPr>
+    </w:lvl>
+    <w:lvl w:ilvl="7" w:tentative="1">
+      <w:start w:val="1"/>
+      <w:numFmt w:val="bullet"/>
+      <w:lvlText w:val=""/>
+      <w:lvlJc w:val="left"/>
+      <w:pPr>
+        <w:tabs>
+          <w:tab w:val="num" w:pos="5760"/>
+        </w:tabs>
+        <w:ind w:left="5760" w:hanging="360"/>
+      </w:pPr>
+      <w:rPr>
+        <w:rFonts w:ascii="Wingdings" w:hAnsi="Wingdings" w:hint="default"/>
+        <w:sz w:val="20"/>
+      </w:rPr>
+    </w:lvl>
+    <w:lvl w:ilvl="8" w:tentative="1">
+      <w:start w:val="1"/>
+      <w:numFmt w:val="bullet"/>
+      <w:lvlText w:val=""/>
+      <w:lvlJc w:val="left"/>
+      <w:pPr>
+        <w:tabs>
+          <w:tab w:val="num" w:pos="6480"/>
+        </w:tabs>
+        <w:ind w:left="6480" w:hanging="360"/>
+      </w:pPr>
+      <w:rPr>
+        <w:rFonts w:ascii="Wingdings" w:hAnsi="Wingdings" w:hint="default"/>
+        <w:sz w:val="20"/>
+      </w:rPr>
+    </w:lvl>
+  </w:abstractNum>
+  <w:abstractNum w:abstractNumId="7" w15:restartNumberingAfterBreak="0">
     <w:nsid w:val="35372D83"/>
     <w:multiLevelType w:val="multilevel"/>
     <w:tmpl w:val="5FA474AC"/>
@@ -882,7 +1862,7 @@
       </w:rPr>
     </w:lvl>
   </w:abstractNum>
-  <w:abstractNum w:abstractNumId="1" w15:restartNumberingAfterBreak="0">
+  <w:abstractNum w:abstractNumId="8" w15:restartNumberingAfterBreak="0">
     <w:nsid w:val="3CD31BE8"/>
     <w:multiLevelType w:val="multilevel"/>
     <w:tmpl w:val="906C29A4"/>
@@ -1031,7 +2011,156 @@
       </w:rPr>
     </w:lvl>
   </w:abstractNum>
-  <w:abstractNum w:abstractNumId="2" w15:restartNumberingAfterBreak="0">
+  <w:abstractNum w:abstractNumId="9" w15:restartNumberingAfterBreak="0">
+    <w:nsid w:val="3E145816"/>
+    <w:multiLevelType w:val="multilevel"/>
+    <w:tmpl w:val="FDD2F8BC"/>
+    <w:lvl w:ilvl="0">
+      <w:start w:val="1"/>
+      <w:numFmt w:val="bullet"/>
+      <w:lvlText w:val=""/>
+      <w:lvlJc w:val="left"/>
+      <w:pPr>
+        <w:tabs>
+          <w:tab w:val="num" w:pos="720"/>
+        </w:tabs>
+        <w:ind w:left="720" w:hanging="360"/>
+      </w:pPr>
+      <w:rPr>
+        <w:rFonts w:ascii="Symbol" w:hAnsi="Symbol" w:hint="default"/>
+        <w:sz w:val="20"/>
+      </w:rPr>
+    </w:lvl>
+    <w:lvl w:ilvl="1">
+      <w:start w:val="1"/>
+      <w:numFmt w:val="bullet"/>
+      <w:lvlText w:val="o"/>
+      <w:lvlJc w:val="left"/>
+      <w:pPr>
+        <w:tabs>
+          <w:tab w:val="num" w:pos="1440"/>
+        </w:tabs>
+        <w:ind w:left="1440" w:hanging="360"/>
+      </w:pPr>
+      <w:rPr>
+        <w:rFonts w:ascii="Courier New" w:hAnsi="Courier New" w:hint="default"/>
+        <w:sz w:val="20"/>
+      </w:rPr>
+    </w:lvl>
+    <w:lvl w:ilvl="2" w:tentative="1">
+      <w:start w:val="1"/>
+      <w:numFmt w:val="bullet"/>
+      <w:lvlText w:val=""/>
+      <w:lvlJc w:val="left"/>
+      <w:pPr>
+        <w:tabs>
+          <w:tab w:val="num" w:pos="2160"/>
+        </w:tabs>
+        <w:ind w:left="2160" w:hanging="360"/>
+      </w:pPr>
+      <w:rPr>
+        <w:rFonts w:ascii="Wingdings" w:hAnsi="Wingdings" w:hint="default"/>
+        <w:sz w:val="20"/>
+      </w:rPr>
+    </w:lvl>
+    <w:lvl w:ilvl="3" w:tentative="1">
+      <w:start w:val="1"/>
+      <w:numFmt w:val="bullet"/>
+      <w:lvlText w:val=""/>
+      <w:lvlJc w:val="left"/>
+      <w:pPr>
+        <w:tabs>
+          <w:tab w:val="num" w:pos="2880"/>
+        </w:tabs>
+        <w:ind w:left="2880" w:hanging="360"/>
+      </w:pPr>
+      <w:rPr>
+        <w:rFonts w:ascii="Wingdings" w:hAnsi="Wingdings" w:hint="default"/>
+        <w:sz w:val="20"/>
+      </w:rPr>
+    </w:lvl>
+    <w:lvl w:ilvl="4" w:tentative="1">
+      <w:start w:val="1"/>
+      <w:numFmt w:val="bullet"/>
+      <w:lvlText w:val=""/>
+      <w:lvlJc w:val="left"/>
+      <w:pPr>
+        <w:tabs>
+          <w:tab w:val="num" w:pos="3600"/>
+        </w:tabs>
+        <w:ind w:left="3600" w:hanging="360"/>
+      </w:pPr>
+      <w:rPr>
+        <w:rFonts w:ascii="Wingdings" w:hAnsi="Wingdings" w:hint="default"/>
+        <w:sz w:val="20"/>
+      </w:rPr>
+    </w:lvl>
+    <w:lvl w:ilvl="5" w:tentative="1">
+      <w:start w:val="1"/>
+      <w:numFmt w:val="bullet"/>
+      <w:lvlText w:val=""/>
+      <w:lvlJc w:val="left"/>
+      <w:pPr>
+        <w:tabs>
+          <w:tab w:val="num" w:pos="4320"/>
+        </w:tabs>
+        <w:ind w:left="4320" w:hanging="360"/>
+      </w:pPr>
+      <w:rPr>
+        <w:rFonts w:ascii="Wingdings" w:hAnsi="Wingdings" w:hint="default"/>
+        <w:sz w:val="20"/>
+      </w:rPr>
+    </w:lvl>
+    <w:lvl w:ilvl="6" w:tentative="1">
+      <w:start w:val="1"/>
+      <w:numFmt w:val="bullet"/>
+      <w:lvlText w:val=""/>
+      <w:lvlJc w:val="left"/>
+      <w:pPr>
+        <w:tabs>
+          <w:tab w:val="num" w:pos="5040"/>
+        </w:tabs>
+        <w:ind w:left="5040" w:hanging="360"/>
+      </w:pPr>
+      <w:rPr>
+        <w:rFonts w:ascii="Wingdings" w:hAnsi="Wingdings" w:hint="default"/>
+        <w:sz w:val="20"/>
+      </w:rPr>
+    </w:lvl>
+    <w:lvl w:ilvl="7" w:tentative="1">
+      <w:start w:val="1"/>
+      <w:numFmt w:val="bullet"/>
+      <w:lvlText w:val=""/>
+      <w:lvlJc w:val="left"/>
+      <w:pPr>
+        <w:tabs>
+          <w:tab w:val="num" w:pos="5760"/>
+        </w:tabs>
+        <w:ind w:left="5760" w:hanging="360"/>
+      </w:pPr>
+      <w:rPr>
+        <w:rFonts w:ascii="Wingdings" w:hAnsi="Wingdings" w:hint="default"/>
+        <w:sz w:val="20"/>
+      </w:rPr>
+    </w:lvl>
+    <w:lvl w:ilvl="8" w:tentative="1">
+      <w:start w:val="1"/>
+      <w:numFmt w:val="bullet"/>
+      <w:lvlText w:val=""/>
+      <w:lvlJc w:val="left"/>
+      <w:pPr>
+        <w:tabs>
+          <w:tab w:val="num" w:pos="6480"/>
+        </w:tabs>
+        <w:ind w:left="6480" w:hanging="360"/>
+      </w:pPr>
+      <w:rPr>
+        <w:rFonts w:ascii="Wingdings" w:hAnsi="Wingdings" w:hint="default"/>
+        <w:sz w:val="20"/>
+      </w:rPr>
+    </w:lvl>
+  </w:abstractNum>
+  <w:abstractNum w:abstractNumId="10" w15:restartNumberingAfterBreak="0">
     <w:nsid w:val="4B983911"/>
     <w:multiLevelType w:val="multilevel"/>
     <w:tmpl w:val="18865458"/>
@@ -1180,14 +2309,646 @@
       </w:rPr>
     </w:lvl>
   </w:abstractNum>
+  <w:abstractNum w:abstractNumId="11" w15:restartNumberingAfterBreak="0">
+    <w:nsid w:val="61315455"/>
+    <w:multiLevelType w:val="multilevel"/>
+    <w:tmpl w:val="FE5CDB9E"/>
+    <w:lvl w:ilvl="0">
+      <w:start w:val="1"/>
+      <w:numFmt w:val="bullet"/>
+      <w:lvlText w:val=""/>
+      <w:lvlJc w:val="left"/>
+      <w:pPr>
+        <w:tabs>
+          <w:tab w:val="num" w:pos="720"/>
+        </w:tabs>
+        <w:ind w:left="720" w:hanging="360"/>
+      </w:pPr>
+      <w:rPr>
+        <w:rFonts w:ascii="Symbol" w:hAnsi="Symbol" w:hint="default"/>
+        <w:sz w:val="20"/>
+      </w:rPr>
+    </w:lvl>
+    <w:lvl w:ilvl="1" w:tentative="1">
+      <w:start w:val="1"/>
+      <w:numFmt w:val="bullet"/>
+      <w:lvlText w:val="o"/>
+      <w:lvlJc w:val="left"/>
+      <w:pPr>
+        <w:tabs>
+          <w:tab w:val="num" w:pos="1440"/>
+        </w:tabs>
+        <w:ind w:left="1440" w:hanging="360"/>
+      </w:pPr>
+      <w:rPr>
+        <w:rFonts w:ascii="Courier New" w:hAnsi="Courier New" w:hint="default"/>
+        <w:sz w:val="20"/>
+      </w:rPr>
+    </w:lvl>
+    <w:lvl w:ilvl="2" w:tentative="1">
+      <w:start w:val="1"/>
+      <w:numFmt w:val="bullet"/>
+      <w:lvlText w:val=""/>
+      <w:lvlJc w:val="left"/>
+      <w:pPr>
+        <w:tabs>
+          <w:tab w:val="num" w:pos="2160"/>
+        </w:tabs>
+        <w:ind w:left="2160" w:hanging="360"/>
+      </w:pPr>
+      <w:rPr>
+        <w:rFonts w:ascii="Wingdings" w:hAnsi="Wingdings" w:hint="default"/>
+        <w:sz w:val="20"/>
+      </w:rPr>
+    </w:lvl>
+    <w:lvl w:ilvl="3" w:tentative="1">
+      <w:start w:val="1"/>
+      <w:numFmt w:val="bullet"/>
+      <w:lvlText w:val=""/>
+      <w:lvlJc w:val="left"/>
+      <w:pPr>
+        <w:tabs>
+          <w:tab w:val="num" w:pos="2880"/>
+        </w:tabs>
+        <w:ind w:left="2880" w:hanging="360"/>
+      </w:pPr>
+      <w:rPr>
+        <w:rFonts w:ascii="Wingdings" w:hAnsi="Wingdings" w:hint="default"/>
+        <w:sz w:val="20"/>
+      </w:rPr>
+    </w:lvl>
+    <w:lvl w:ilvl="4" w:tentative="1">
+      <w:start w:val="1"/>
+      <w:numFmt w:val="bullet"/>
+      <w:lvlText w:val=""/>
+      <w:lvlJc w:val="left"/>
+      <w:pPr>
+        <w:tabs>
+          <w:tab w:val="num" w:pos="3600"/>
+        </w:tabs>
+        <w:ind w:left="3600" w:hanging="360"/>
+      </w:pPr>
+      <w:rPr>
+        <w:rFonts w:ascii="Wingdings" w:hAnsi="Wingdings" w:hint="default"/>
+        <w:sz w:val="20"/>
+      </w:rPr>
+    </w:lvl>
+    <w:lvl w:ilvl="5" w:tentative="1">
+      <w:start w:val="1"/>
+      <w:numFmt w:val="bullet"/>
+      <w:lvlText w:val=""/>
+      <w:lvlJc w:val="left"/>
+      <w:pPr>
+        <w:tabs>
+          <w:tab w:val="num" w:pos="4320"/>
+        </w:tabs>
+        <w:ind w:left="4320" w:hanging="360"/>
+      </w:pPr>
+      <w:rPr>
+        <w:rFonts w:ascii="Wingdings" w:hAnsi="Wingdings" w:hint="default"/>
+        <w:sz w:val="20"/>
+      </w:rPr>
+    </w:lvl>
+    <w:lvl w:ilvl="6" w:tentative="1">
+      <w:start w:val="1"/>
+      <w:numFmt w:val="bullet"/>
+      <w:lvlText w:val=""/>
+      <w:lvlJc w:val="left"/>
+      <w:pPr>
+        <w:tabs>
+          <w:tab w:val="num" w:pos="5040"/>
+        </w:tabs>
+        <w:ind w:left="5040" w:hanging="360"/>
+      </w:pPr>
+      <w:rPr>
+        <w:rFonts w:ascii="Wingdings" w:hAnsi="Wingdings" w:hint="default"/>
+        <w:sz w:val="20"/>
+      </w:rPr>
+    </w:lvl>
+    <w:lvl w:ilvl="7" w:tentative="1">
+      <w:start w:val="1"/>
+      <w:numFmt w:val="bullet"/>
+      <w:lvlText w:val=""/>
+      <w:lvlJc w:val="left"/>
+      <w:pPr>
+        <w:tabs>
+          <w:tab w:val="num" w:pos="5760"/>
+        </w:tabs>
+        <w:ind w:left="5760" w:hanging="360"/>
+      </w:pPr>
+      <w:rPr>
+        <w:rFonts w:ascii="Wingdings" w:hAnsi="Wingdings" w:hint="default"/>
+        <w:sz w:val="20"/>
+      </w:rPr>
+    </w:lvl>
+    <w:lvl w:ilvl="8" w:tentative="1">
+      <w:start w:val="1"/>
+      <w:numFmt w:val="bullet"/>
+      <w:lvlText w:val=""/>
+      <w:lvlJc w:val="left"/>
+      <w:pPr>
+        <w:tabs>
+          <w:tab w:val="num" w:pos="6480"/>
+        </w:tabs>
+        <w:ind w:left="6480" w:hanging="360"/>
+      </w:pPr>
+      <w:rPr>
+        <w:rFonts w:ascii="Wingdings" w:hAnsi="Wingdings" w:hint="default"/>
+        <w:sz w:val="20"/>
+      </w:rPr>
+    </w:lvl>
+  </w:abstractNum>
+  <w:abstractNum w:abstractNumId="12" w15:restartNumberingAfterBreak="0">
+    <w:nsid w:val="626C0625"/>
+    <w:multiLevelType w:val="multilevel"/>
+    <w:tmpl w:val="C344B81A"/>
+    <w:lvl w:ilvl="0">
+      <w:start w:val="1"/>
+      <w:numFmt w:val="bullet"/>
+      <w:lvlText w:val=""/>
+      <w:lvlJc w:val="left"/>
+      <w:pPr>
+        <w:tabs>
+          <w:tab w:val="num" w:pos="720"/>
+        </w:tabs>
+        <w:ind w:left="720" w:hanging="360"/>
+      </w:pPr>
+      <w:rPr>
+        <w:rFonts w:ascii="Symbol" w:hAnsi="Symbol" w:hint="default"/>
+        <w:sz w:val="20"/>
+      </w:rPr>
+    </w:lvl>
+    <w:lvl w:ilvl="1" w:tentative="1">
+      <w:start w:val="1"/>
+      <w:numFmt w:val="bullet"/>
+      <w:lvlText w:val="o"/>
+      <w:lvlJc w:val="left"/>
+      <w:pPr>
+        <w:tabs>
+          <w:tab w:val="num" w:pos="1440"/>
+        </w:tabs>
+        <w:ind w:left="1440" w:hanging="360"/>
+      </w:pPr>
+      <w:rPr>
+        <w:rFonts w:ascii="Courier New" w:hAnsi="Courier New" w:hint="default"/>
+        <w:sz w:val="20"/>
+      </w:rPr>
+    </w:lvl>
+    <w:lvl w:ilvl="2" w:tentative="1">
+      <w:start w:val="1"/>
+      <w:numFmt w:val="bullet"/>
+      <w:lvlText w:val=""/>
+      <w:lvlJc w:val="left"/>
+      <w:pPr>
+        <w:tabs>
+          <w:tab w:val="num" w:pos="2160"/>
+        </w:tabs>
+        <w:ind w:left="2160" w:hanging="360"/>
+      </w:pPr>
+      <w:rPr>
+        <w:rFonts w:ascii="Wingdings" w:hAnsi="Wingdings" w:hint="default"/>
+        <w:sz w:val="20"/>
+      </w:rPr>
+    </w:lvl>
+    <w:lvl w:ilvl="3" w:tentative="1">
+      <w:start w:val="1"/>
+      <w:numFmt w:val="bullet"/>
+      <w:lvlText w:val=""/>
+      <w:lvlJc w:val="left"/>
+      <w:pPr>
+        <w:tabs>
+          <w:tab w:val="num" w:pos="2880"/>
+        </w:tabs>
+        <w:ind w:left="2880" w:hanging="360"/>
+      </w:pPr>
+      <w:rPr>
+        <w:rFonts w:ascii="Wingdings" w:hAnsi="Wingdings" w:hint="default"/>
+        <w:sz w:val="20"/>
+      </w:rPr>
+    </w:lvl>
+    <w:lvl w:ilvl="4" w:tentative="1">
+      <w:start w:val="1"/>
+      <w:numFmt w:val="bullet"/>
+      <w:lvlText w:val=""/>
+      <w:lvlJc w:val="left"/>
+      <w:pPr>
+        <w:tabs>
+          <w:tab w:val="num" w:pos="3600"/>
+        </w:tabs>
+        <w:ind w:left="3600" w:hanging="360"/>
+      </w:pPr>
+      <w:rPr>
+        <w:rFonts w:ascii="Wingdings" w:hAnsi="Wingdings" w:hint="default"/>
+        <w:sz w:val="20"/>
+      </w:rPr>
+    </w:lvl>
+    <w:lvl w:ilvl="5" w:tentative="1">
+      <w:start w:val="1"/>
+      <w:numFmt w:val="bullet"/>
+      <w:lvlText w:val=""/>
+      <w:lvlJc w:val="left"/>
+      <w:pPr>
+        <w:tabs>
+          <w:tab w:val="num" w:pos="4320"/>
+        </w:tabs>
+        <w:ind w:left="4320" w:hanging="360"/>
+      </w:pPr>
+      <w:rPr>
+        <w:rFonts w:ascii="Wingdings" w:hAnsi="Wingdings" w:hint="default"/>
+        <w:sz w:val="20"/>
+      </w:rPr>
+    </w:lvl>
+    <w:lvl w:ilvl="6" w:tentative="1">
+      <w:start w:val="1"/>
+      <w:numFmt w:val="bullet"/>
+      <w:lvlText w:val=""/>
+      <w:lvlJc w:val="left"/>
+      <w:pPr>
+        <w:tabs>
+          <w:tab w:val="num" w:pos="5040"/>
+        </w:tabs>
+        <w:ind w:left="5040" w:hanging="360"/>
+      </w:pPr>
+      <w:rPr>
+        <w:rFonts w:ascii="Wingdings" w:hAnsi="Wingdings" w:hint="default"/>
+        <w:sz w:val="20"/>
+      </w:rPr>
+    </w:lvl>
+    <w:lvl w:ilvl="7" w:tentative="1">
+      <w:start w:val="1"/>
+      <w:numFmt w:val="bullet"/>
+      <w:lvlText w:val=""/>
+      <w:lvlJc w:val="left"/>
+      <w:pPr>
+        <w:tabs>
+          <w:tab w:val="num" w:pos="5760"/>
+        </w:tabs>
+        <w:ind w:left="5760" w:hanging="360"/>
+      </w:pPr>
+      <w:rPr>
+        <w:rFonts w:ascii="Wingdings" w:hAnsi="Wingdings" w:hint="default"/>
+        <w:sz w:val="20"/>
+      </w:rPr>
+    </w:lvl>
+    <w:lvl w:ilvl="8" w:tentative="1">
+      <w:start w:val="1"/>
+      <w:numFmt w:val="bullet"/>
+      <w:lvlText w:val=""/>
+      <w:lvlJc w:val="left"/>
+      <w:pPr>
+        <w:tabs>
+          <w:tab w:val="num" w:pos="6480"/>
+        </w:tabs>
+        <w:ind w:left="6480" w:hanging="360"/>
+      </w:pPr>
+      <w:rPr>
+        <w:rFonts w:ascii="Wingdings" w:hAnsi="Wingdings" w:hint="default"/>
+        <w:sz w:val="20"/>
+      </w:rPr>
+    </w:lvl>
+  </w:abstractNum>
+  <w:abstractNum w:abstractNumId="13" w15:restartNumberingAfterBreak="0">
+    <w:nsid w:val="66255551"/>
+    <w:multiLevelType w:val="multilevel"/>
+    <w:tmpl w:val="76CCDB5E"/>
+    <w:lvl w:ilvl="0">
+      <w:start w:val="1"/>
+      <w:numFmt w:val="bullet"/>
+      <w:lvlText w:val=""/>
+      <w:lvlJc w:val="left"/>
+      <w:pPr>
+        <w:tabs>
+          <w:tab w:val="num" w:pos="720"/>
+        </w:tabs>
+        <w:ind w:left="720" w:hanging="360"/>
+      </w:pPr>
+      <w:rPr>
+        <w:rFonts w:ascii="Symbol" w:hAnsi="Symbol" w:hint="default"/>
+        <w:sz w:val="20"/>
+      </w:rPr>
+    </w:lvl>
+    <w:lvl w:ilvl="1" w:tentative="1">
+      <w:start w:val="1"/>
+      <w:numFmt w:val="bullet"/>
+      <w:lvlText w:val="o"/>
+      <w:lvlJc w:val="left"/>
+      <w:pPr>
+        <w:tabs>
+          <w:tab w:val="num" w:pos="1440"/>
+        </w:tabs>
+        <w:ind w:left="1440" w:hanging="360"/>
+      </w:pPr>
+      <w:rPr>
+        <w:rFonts w:ascii="Courier New" w:hAnsi="Courier New" w:hint="default"/>
+        <w:sz w:val="20"/>
+      </w:rPr>
+    </w:lvl>
+    <w:lvl w:ilvl="2" w:tentative="1">
+      <w:start w:val="1"/>
+      <w:numFmt w:val="bullet"/>
+      <w:lvlText w:val=""/>
+      <w:lvlJc w:val="left"/>
+      <w:pPr>
+        <w:tabs>
+          <w:tab w:val="num" w:pos="2160"/>
+        </w:tabs>
+        <w:ind w:left="2160" w:hanging="360"/>
+      </w:pPr>
+      <w:rPr>
+        <w:rFonts w:ascii="Wingdings" w:hAnsi="Wingdings" w:hint="default"/>
+        <w:sz w:val="20"/>
+      </w:rPr>
+    </w:lvl>
+    <w:lvl w:ilvl="3" w:tentative="1">
+      <w:start w:val="1"/>
+      <w:numFmt w:val="bullet"/>
+      <w:lvlText w:val=""/>
+      <w:lvlJc w:val="left"/>
+      <w:pPr>
+        <w:tabs>
+          <w:tab w:val="num" w:pos="2880"/>
+        </w:tabs>
+        <w:ind w:left="2880" w:hanging="360"/>
+      </w:pPr>
+      <w:rPr>
+        <w:rFonts w:ascii="Wingdings" w:hAnsi="Wingdings" w:hint="default"/>
+        <w:sz w:val="20"/>
+      </w:rPr>
+    </w:lvl>
+    <w:lvl w:ilvl="4" w:tentative="1">
+      <w:start w:val="1"/>
+      <w:numFmt w:val="bullet"/>
+      <w:lvlText w:val=""/>
+      <w:lvlJc w:val="left"/>
+      <w:pPr>
+        <w:tabs>
+          <w:tab w:val="num" w:pos="3600"/>
+        </w:tabs>
+        <w:ind w:left="3600" w:hanging="360"/>
+      </w:pPr>
+      <w:rPr>
+        <w:rFonts w:ascii="Wingdings" w:hAnsi="Wingdings" w:hint="default"/>
+        <w:sz w:val="20"/>
+      </w:rPr>
+    </w:lvl>
+    <w:lvl w:ilvl="5" w:tentative="1">
+      <w:start w:val="1"/>
+      <w:numFmt w:val="bullet"/>
+      <w:lvlText w:val=""/>
+      <w:lvlJc w:val="left"/>
+      <w:pPr>
+        <w:tabs>
+          <w:tab w:val="num" w:pos="4320"/>
+        </w:tabs>
+        <w:ind w:left="4320" w:hanging="360"/>
+      </w:pPr>
+      <w:rPr>
+        <w:rFonts w:ascii="Wingdings" w:hAnsi="Wingdings" w:hint="default"/>
+        <w:sz w:val="20"/>
+      </w:rPr>
+    </w:lvl>
+    <w:lvl w:ilvl="6" w:tentative="1">
+      <w:start w:val="1"/>
+      <w:numFmt w:val="bullet"/>
+      <w:lvlText w:val=""/>
+      <w:lvlJc w:val="left"/>
+      <w:pPr>
+        <w:tabs>
+          <w:tab w:val="num" w:pos="5040"/>
+        </w:tabs>
+        <w:ind w:left="5040" w:hanging="360"/>
+      </w:pPr>
+      <w:rPr>
+        <w:rFonts w:ascii="Wingdings" w:hAnsi="Wingdings" w:hint="default"/>
+        <w:sz w:val="20"/>
+      </w:rPr>
+    </w:lvl>
+    <w:lvl w:ilvl="7" w:tentative="1">
+      <w:start w:val="1"/>
+      <w:numFmt w:val="bullet"/>
+      <w:lvlText w:val=""/>
+      <w:lvlJc w:val="left"/>
+      <w:pPr>
+        <w:tabs>
+          <w:tab w:val="num" w:pos="5760"/>
+        </w:tabs>
+        <w:ind w:left="5760" w:hanging="360"/>
+      </w:pPr>
+      <w:rPr>
+        <w:rFonts w:ascii="Wingdings" w:hAnsi="Wingdings" w:hint="default"/>
+        <w:sz w:val="20"/>
+      </w:rPr>
+    </w:lvl>
+    <w:lvl w:ilvl="8" w:tentative="1">
+      <w:start w:val="1"/>
+      <w:numFmt w:val="bullet"/>
+      <w:lvlText w:val=""/>
+      <w:lvlJc w:val="left"/>
+      <w:pPr>
+        <w:tabs>
+          <w:tab w:val="num" w:pos="6480"/>
+        </w:tabs>
+        <w:ind w:left="6480" w:hanging="360"/>
+      </w:pPr>
+      <w:rPr>
+        <w:rFonts w:ascii="Wingdings" w:hAnsi="Wingdings" w:hint="default"/>
+        <w:sz w:val="20"/>
+      </w:rPr>
+    </w:lvl>
+  </w:abstractNum>
+  <w:abstractNum w:abstractNumId="14" w15:restartNumberingAfterBreak="0">
+    <w:nsid w:val="74B91F0E"/>
+    <w:multiLevelType w:val="multilevel"/>
+    <w:tmpl w:val="37F4D486"/>
+    <w:lvl w:ilvl="0">
+      <w:start w:val="1"/>
+      <w:numFmt w:val="bullet"/>
+      <w:lvlText w:val=""/>
+      <w:lvlJc w:val="left"/>
+      <w:pPr>
+        <w:tabs>
+          <w:tab w:val="num" w:pos="720"/>
+        </w:tabs>
+        <w:ind w:left="720" w:hanging="360"/>
+      </w:pPr>
+      <w:rPr>
+        <w:rFonts w:ascii="Symbol" w:hAnsi="Symbol" w:hint="default"/>
+        <w:sz w:val="20"/>
+      </w:rPr>
+    </w:lvl>
+    <w:lvl w:ilvl="1" w:tentative="1">
+      <w:start w:val="1"/>
+      <w:numFmt w:val="bullet"/>
+      <w:lvlText w:val="o"/>
+      <w:lvlJc w:val="left"/>
+      <w:pPr>
+        <w:tabs>
+          <w:tab w:val="num" w:pos="1440"/>
+        </w:tabs>
+        <w:ind w:left="1440" w:hanging="360"/>
+      </w:pPr>
+      <w:rPr>
+        <w:rFonts w:ascii="Courier New" w:hAnsi="Courier New" w:hint="default"/>
+        <w:sz w:val="20"/>
+      </w:rPr>
+    </w:lvl>
+    <w:lvl w:ilvl="2" w:tentative="1">
+      <w:start w:val="1"/>
+      <w:numFmt w:val="bullet"/>
+      <w:lvlText w:val=""/>
+      <w:lvlJc w:val="left"/>
+      <w:pPr>
+        <w:tabs>
+          <w:tab w:val="num" w:pos="2160"/>
+        </w:tabs>
+        <w:ind w:left="2160" w:hanging="360"/>
+      </w:pPr>
+      <w:rPr>
+        <w:rFonts w:ascii="Wingdings" w:hAnsi="Wingdings" w:hint="default"/>
+        <w:sz w:val="20"/>
+      </w:rPr>
+    </w:lvl>
+    <w:lvl w:ilvl="3" w:tentative="1">
+      <w:start w:val="1"/>
+      <w:numFmt w:val="bullet"/>
+      <w:lvlText w:val=""/>
+      <w:lvlJc w:val="left"/>
+      <w:pPr>
+        <w:tabs>
+          <w:tab w:val="num" w:pos="2880"/>
+        </w:tabs>
+        <w:ind w:left="2880" w:hanging="360"/>
+      </w:pPr>
+      <w:rPr>
+        <w:rFonts w:ascii="Wingdings" w:hAnsi="Wingdings" w:hint="default"/>
+        <w:sz w:val="20"/>
+      </w:rPr>
+    </w:lvl>
+    <w:lvl w:ilvl="4" w:tentative="1">
+      <w:start w:val="1"/>
+      <w:numFmt w:val="bullet"/>
+      <w:lvlText w:val=""/>
+      <w:lvlJc w:val="left"/>
+      <w:pPr>
+        <w:tabs>
+          <w:tab w:val="num" w:pos="3600"/>
+        </w:tabs>
+        <w:ind w:left="3600" w:hanging="360"/>
+      </w:pPr>
+      <w:rPr>
+        <w:rFonts w:ascii="Wingdings" w:hAnsi="Wingdings" w:hint="default"/>
+        <w:sz w:val="20"/>
+      </w:rPr>
+    </w:lvl>
+    <w:lvl w:ilvl="5" w:tentative="1">
+      <w:start w:val="1"/>
+      <w:numFmt w:val="bullet"/>
+      <w:lvlText w:val=""/>
+      <w:lvlJc w:val="left"/>
+      <w:pPr>
+        <w:tabs>
+          <w:tab w:val="num" w:pos="4320"/>
+        </w:tabs>
+        <w:ind w:left="4320" w:hanging="360"/>
+      </w:pPr>
+      <w:rPr>
+        <w:rFonts w:ascii="Wingdings" w:hAnsi="Wingdings" w:hint="default"/>
+        <w:sz w:val="20"/>
+      </w:rPr>
+    </w:lvl>
+    <w:lvl w:ilvl="6" w:tentative="1">
+      <w:start w:val="1"/>
+      <w:numFmt w:val="bullet"/>
+      <w:lvlText w:val=""/>
+      <w:lvlJc w:val="left"/>
+      <w:pPr>
+        <w:tabs>
+          <w:tab w:val="num" w:pos="5040"/>
+        </w:tabs>
+        <w:ind w:left="5040" w:hanging="360"/>
+      </w:pPr>
+      <w:rPr>
+        <w:rFonts w:ascii="Wingdings" w:hAnsi="Wingdings" w:hint="default"/>
+        <w:sz w:val="20"/>
+      </w:rPr>
+    </w:lvl>
+    <w:lvl w:ilvl="7" w:tentative="1">
+      <w:start w:val="1"/>
+      <w:numFmt w:val="bullet"/>
+      <w:lvlText w:val=""/>
+      <w:lvlJc w:val="left"/>
+      <w:pPr>
+        <w:tabs>
+          <w:tab w:val="num" w:pos="5760"/>
+        </w:tabs>
+        <w:ind w:left="5760" w:hanging="360"/>
+      </w:pPr>
+      <w:rPr>
+        <w:rFonts w:ascii="Wingdings" w:hAnsi="Wingdings" w:hint="default"/>
+        <w:sz w:val="20"/>
+      </w:rPr>
+    </w:lvl>
+    <w:lvl w:ilvl="8" w:tentative="1">
+      <w:start w:val="1"/>
+      <w:numFmt w:val="bullet"/>
+      <w:lvlText w:val=""/>
+      <w:lvlJc w:val="left"/>
+      <w:pPr>
+        <w:tabs>
+          <w:tab w:val="num" w:pos="6480"/>
+        </w:tabs>
+        <w:ind w:left="6480" w:hanging="360"/>
+      </w:pPr>
+      <w:rPr>
+        <w:rFonts w:ascii="Wingdings" w:hAnsi="Wingdings" w:hint="default"/>
+        <w:sz w:val="20"/>
+      </w:rPr>
+    </w:lvl>
+  </w:abstractNum>
   <w:num w:numId="1" w16cid:durableId="275262364">
+    <w:abstractNumId w:val="10"/>
+  </w:num>
+  <w:num w:numId="2" w16cid:durableId="2126535046">
+    <w:abstractNumId w:val="8"/>
+  </w:num>
+  <w:num w:numId="3" w16cid:durableId="815536221">
+    <w:abstractNumId w:val="7"/>
+  </w:num>
+  <w:num w:numId="4" w16cid:durableId="1581597322">
+    <w:abstractNumId w:val="3"/>
+  </w:num>
+  <w:num w:numId="5" w16cid:durableId="336887390">
+    <w:abstractNumId w:val="13"/>
+  </w:num>
+  <w:num w:numId="6" w16cid:durableId="1239945786">
+    <w:abstractNumId w:val="5"/>
+  </w:num>
+  <w:num w:numId="7" w16cid:durableId="1707947841">
+    <w:abstractNumId w:val="0"/>
+  </w:num>
+  <w:num w:numId="8" w16cid:durableId="1672365581">
+    <w:abstractNumId w:val="9"/>
+  </w:num>
+  <w:num w:numId="9" w16cid:durableId="824978627">
+    <w:abstractNumId w:val="6"/>
+  </w:num>
+  <w:num w:numId="10" w16cid:durableId="370768136">
+    <w:abstractNumId w:val="12"/>
+  </w:num>
+  <w:num w:numId="11" w16cid:durableId="717434575">
     <w:abstractNumId w:val="2"/>
   </w:num>
-  <w:num w:numId="2" w16cid:durableId="2126535046">
+  <w:num w:numId="12" w16cid:durableId="562985263">
     <w:abstractNumId w:val="1"/>
   </w:num>
-  <w:num w:numId="3" w16cid:durableId="815536221">
-    <w:abstractNumId w:val="0"/>
+  <w:num w:numId="13" w16cid:durableId="1912688972">
+    <w:abstractNumId w:val="11"/>
+  </w:num>
+  <w:num w:numId="14" w16cid:durableId="653264598">
+    <w:abstractNumId w:val="4"/>
+  </w:num>
+  <w:num w:numId="15" w16cid:durableId="1515732073">
+    <w:abstractNumId w:val="14"/>
   </w:num>
 </w:numbering>
 </file>
